--- a/开发历程记录.docx
+++ b/开发历程记录.docx
@@ -1584,7 +1584,15 @@
         <w:pStyle w:val="Heading2"/>
       </w:pPr>
       <w:r>
-        <w:t>四、最终成果</w:t>
+        <w:t>四、第三天（8/29）：功能2 升级为 Karpathy LLM Wiki</w:t>
+      </w:r>
+    </w:p>
+    <w:p>
+      <w:pPr>
+        <w:pStyle w:val="Heading3"/>
+      </w:pPr>
+      <w:r>
+        <w:t>背景</w:t>
       </w:r>
     </w:p>
     <w:p>
@@ -1592,6 +1600,332 @@
         <w:pStyle w:val="ListBullet"/>
       </w:pPr>
       <w:r>
+        <w:t xml:space="preserve">了解 Andrej Karpathy 提出的 </w:t>
+      </w:r>
+      <w:r>
+        <w:rPr>
+          <w:b/>
+        </w:rPr>
+        <w:t>LLM Wiki</w:t>
+      </w:r>
+      <w:r>
+        <w:t xml:space="preserve"> 个人知识库模式（2026-04）：与其每次提问从原始文档临时检索（RAG），不如让 LLM 提前把资料“编译”成结构化的、互相链接的 Markdown Wiki，提问时直接读 Wiki（更快、知识可积累、带交叉引用）</w:t>
+      </w:r>
+    </w:p>
+    <w:p>
+      <w:pPr>
+        <w:pStyle w:val="ListBullet"/>
+      </w:pPr>
+      <w:r>
+        <w:t>用户希望把功能2（原 RAG 知识库）改造成这种模式</w:t>
+      </w:r>
+    </w:p>
+    <w:p>
+      <w:pPr>
+        <w:pStyle w:val="Heading3"/>
+      </w:pPr>
+      <w:r>
+        <w:t>改造内容</w:t>
+      </w:r>
+    </w:p>
+    <w:p>
+      <w:pPr>
+        <w:pStyle w:val="ListBullet"/>
+      </w:pPr>
+      <w:r>
+        <w:t xml:space="preserve">新增 </w:t>
+      </w:r>
+      <w:r>
+        <w:rPr>
+          <w:rFonts w:ascii="Consolas" w:hAnsi="Consolas"/>
+          <w:sz w:val="20"/>
+        </w:rPr>
+        <w:t>wiki/</w:t>
+      </w:r>
+      <w:r>
+        <w:t xml:space="preserve"> 层（编译产物）：</w:t>
+      </w:r>
+    </w:p>
+    <w:p>
+      <w:pPr>
+        <w:pStyle w:val="ListBullet"/>
+      </w:pPr>
+      <w:r>
+        <w:t>按分类组织的</w:t>
+      </w:r>
+      <w:r>
+        <w:rPr>
+          <w:b/>
+        </w:rPr>
+        <w:t>词条页</w:t>
+      </w:r>
+      <w:r>
+        <w:t xml:space="preserve">（概述 + 要点 + 关联词条 </w:t>
+      </w:r>
+      <w:r>
+        <w:rPr>
+          <w:rFonts w:ascii="Consolas" w:hAnsi="Consolas"/>
+          <w:sz w:val="20"/>
+        </w:rPr>
+        <w:t>[[交叉链接]]</w:t>
+      </w:r>
+      <w:r>
+        <w:t>）</w:t>
+      </w:r>
+    </w:p>
+    <w:p>
+      <w:pPr>
+        <w:pStyle w:val="ListBullet"/>
+      </w:pPr>
+      <w:r>
+        <w:rPr>
+          <w:rFonts w:ascii="Consolas" w:hAnsi="Consolas"/>
+          <w:sz w:val="20"/>
+        </w:rPr>
+        <w:t>index.md</w:t>
+      </w:r>
+      <w:r>
+        <w:t xml:space="preserve"> 总索引 + </w:t>
+      </w:r>
+      <w:r>
+        <w:rPr>
+          <w:rFonts w:ascii="Consolas" w:hAnsi="Consolas"/>
+          <w:sz w:val="20"/>
+        </w:rPr>
+        <w:t>_meta.json</w:t>
+      </w:r>
+      <w:r>
+        <w:t xml:space="preserve"> 编译元信息</w:t>
+      </w:r>
+    </w:p>
+    <w:p>
+      <w:pPr>
+        <w:pStyle w:val="ListBullet"/>
+      </w:pPr>
+      <w:r>
+        <w:t>新增三个操作：</w:t>
+      </w:r>
+    </w:p>
+    <w:p>
+      <w:pPr>
+        <w:pStyle w:val="ListNumber"/>
+      </w:pPr>
+      <w:r>
+        <w:t xml:space="preserve">1. </w:t>
+      </w:r>
+      <w:r>
+        <w:rPr>
+          <w:b/>
+        </w:rPr>
+        <w:t>编译 Compile</w:t>
+      </w:r>
+      <w:r>
+        <w:t>：</w:t>
+      </w:r>
+      <w:r>
+        <w:rPr>
+          <w:rFonts w:ascii="Consolas" w:hAnsi="Consolas"/>
+          <w:sz w:val="20"/>
+        </w:rPr>
+        <w:t>build_wiki()</w:t>
+      </w:r>
+      <w:r>
+        <w:t xml:space="preserve"> 读取 </w:t>
+      </w:r>
+      <w:r>
+        <w:rPr>
+          <w:rFonts w:ascii="Consolas" w:hAnsi="Consolas"/>
+          <w:sz w:val="20"/>
+        </w:rPr>
+        <w:t>knowledge_docs/</w:t>
+      </w:r>
+      <w:r>
+        <w:t>（原始层，只进不改）→ LLM（快速模型）逐块提炼词条 JSON → 写出词条页 + 索引 + 建向量检索库</w:t>
+      </w:r>
+    </w:p>
+    <w:p>
+      <w:pPr>
+        <w:pStyle w:val="ListNumber"/>
+      </w:pPr>
+      <w:r>
+        <w:t xml:space="preserve">2. </w:t>
+      </w:r>
+      <w:r>
+        <w:rPr>
+          <w:b/>
+        </w:rPr>
+        <w:t>查询 Query</w:t>
+      </w:r>
+      <w:r>
+        <w:t>：</w:t>
+      </w:r>
+      <w:r>
+        <w:rPr>
+          <w:rFonts w:ascii="Consolas" w:hAnsi="Consolas"/>
+          <w:sz w:val="20"/>
+        </w:rPr>
+        <w:t>wiki_retrieve()</w:t>
+      </w:r>
+      <w:r>
+        <w:t xml:space="preserve"> 用 </w:t>
+      </w:r>
+      <w:r>
+        <w:rPr>
+          <w:b/>
+        </w:rPr>
+        <w:t>n-gram 关键词打分（标题权重高）优先 + 向量检索补充</w:t>
+      </w:r>
+      <w:r>
+        <w:t xml:space="preserve">；解题时 </w:t>
+      </w:r>
+      <w:r>
+        <w:rPr>
+          <w:rFonts w:ascii="Consolas" w:hAnsi="Consolas"/>
+          <w:sz w:val="20"/>
+        </w:rPr>
+        <w:t>rag_retrieve</w:t>
+      </w:r>
+      <w:r>
+        <w:t xml:space="preserve"> </w:t>
+      </w:r>
+      <w:r>
+        <w:rPr>
+          <w:b/>
+        </w:rPr>
+        <w:t>Wiki 优先</w:t>
+      </w:r>
+      <w:r>
+        <w:t>，未编译自动回退旧 RAG</w:t>
+      </w:r>
+    </w:p>
+    <w:p>
+      <w:pPr>
+        <w:pStyle w:val="ListNumber"/>
+      </w:pPr>
+      <w:r>
+        <w:t xml:space="preserve">3. </w:t>
+      </w:r>
+      <w:r>
+        <w:rPr>
+          <w:b/>
+        </w:rPr>
+        <w:t>自检 Lint</w:t>
+      </w:r>
+      <w:r>
+        <w:t>：</w:t>
+      </w:r>
+      <w:r>
+        <w:rPr>
+          <w:rFonts w:ascii="Consolas" w:hAnsi="Consolas"/>
+          <w:sz w:val="20"/>
+        </w:rPr>
+        <w:t>wiki_lint()</w:t>
+      </w:r>
+      <w:r>
+        <w:t xml:space="preserve"> 检查交叉链接是否断裂、索引是否失效、孤儿词条，必要时重建索引</w:t>
+      </w:r>
+    </w:p>
+    <w:p>
+      <w:pPr>
+        <w:pStyle w:val="ListBullet"/>
+      </w:pPr>
+      <w:r>
+        <w:t>网页版功能2 升级为「编译 Wiki 知识库」+「Wiki 自检」+ 备选「重建旧版 RAG」</w:t>
+      </w:r>
+    </w:p>
+    <w:p>
+      <w:pPr>
+        <w:pStyle w:val="ListBullet"/>
+      </w:pPr>
+      <w:r>
+        <w:t>命令行菜单功能2 同步改为编译 Wiki</w:t>
+      </w:r>
+    </w:p>
+    <w:p>
+      <w:pPr>
+        <w:pStyle w:val="Heading3"/>
+      </w:pPr>
+      <w:r>
+        <w:t>验证结果</w:t>
+      </w:r>
+    </w:p>
+    <w:p>
+      <w:pPr>
+        <w:pStyle w:val="ListBullet"/>
+      </w:pPr>
+      <w:r>
+        <w:t xml:space="preserve">用 </w:t>
+      </w:r>
+      <w:r>
+        <w:rPr>
+          <w:rFonts w:ascii="Consolas" w:hAnsi="Consolas"/>
+          <w:sz w:val="20"/>
+        </w:rPr>
+        <w:t>knowledge_docs/知识点速查.txt</w:t>
+      </w:r>
+      <w:r>
+        <w:t xml:space="preserve"> 实测：编译出 </w:t>
+      </w:r>
+      <w:r>
+        <w:rPr>
+          <w:b/>
+        </w:rPr>
+        <w:t>11 个词条</w:t>
+      </w:r>
+      <w:r>
+        <w:t>（导数/数列/三角），自检无断裂链接</w:t>
+      </w:r>
+    </w:p>
+    <w:p>
+      <w:pPr>
+        <w:pStyle w:val="ListBullet"/>
+      </w:pPr>
+      <w:r>
+        <w:t>检索“用导数判断函数极值”正确命中「极值判定」词条；解题链路检索已切换为 Wiki 优先</w:t>
+      </w:r>
+    </w:p>
+    <w:p>
+      <w:pPr>
+        <w:pStyle w:val="ListBullet"/>
+      </w:pPr>
+      <w:r>
+        <w:t>语法检查通过</w:t>
+      </w:r>
+    </w:p>
+    <w:p>
+      <w:pPr>
+        <w:pStyle w:val="Heading3"/>
+      </w:pPr>
+      <w:r>
+        <w:t>与旧 RAG 的关系</w:t>
+      </w:r>
+    </w:p>
+    <w:p>
+      <w:pPr>
+        <w:pStyle w:val="ListBullet"/>
+      </w:pPr>
+      <w:r>
+        <w:t>不删除旧 RAG：未编译 Wiki 时自动回退；网页端保留「重建旧版 RAG」备选按钮</w:t>
+      </w:r>
+    </w:p>
+    <w:p>
+      <w:r>
+        <w:t>――――――――――――――――――――</w:t>
+      </w:r>
+    </w:p>
+    <w:p>
+      <w:pPr>
+        <w:pStyle w:val="Heading2"/>
+      </w:pPr>
+      <w:r>
+        <w:t>五、最终成果</w:t>
+      </w:r>
+    </w:p>
+    <w:p>
+      <w:pPr>
+        <w:pStyle w:val="ListBullet"/>
+      </w:pPr>
+      <w:r>
         <w:rPr>
           <w:b/>
         </w:rPr>
@@ -1608,7 +1942,7 @@
         <w:t>math_agent_all.py</w:t>
       </w:r>
       <w:r>
-        <w:t xml:space="preserve">（核心逻辑 ~35KB）+ </w:t>
+        <w:t xml:space="preserve">（核心逻辑 ~40KB）+ </w:t>
       </w:r>
       <w:r>
         <w:rPr>
@@ -1618,7 +1952,7 @@
         <w:t>math_agent_web.py</w:t>
       </w:r>
       <w:r>
-        <w:t>（网页版 ~12KB）+ 启动脚本</w:t>
+        <w:t>（网页版 ~13KB）+ 启动脚本</w:t>
       </w:r>
     </w:p>
     <w:p>
@@ -1632,7 +1966,7 @@
         <w:t>Git 提交记录</w:t>
       </w:r>
       <w:r>
-        <w:t>（5 次）：</w:t>
+        <w:t>（6 次）：</w:t>
       </w:r>
     </w:p>
     <w:p>
@@ -1712,25 +2046,34 @@
         <w:pStyle w:val="ListNumber"/>
       </w:pPr>
       <w:r>
-        <w:t>5. 本次提交：功能3/4</w:t>
+        <w:t xml:space="preserve">5. </w:t>
+      </w:r>
+      <w:r>
+        <w:rPr>
+          <w:rFonts w:ascii="Consolas" w:hAnsi="Consolas"/>
+          <w:sz w:val="20"/>
+        </w:rPr>
+        <w:t>da0bbe0</w:t>
+      </w:r>
+      <w:r>
+        <w:t xml:space="preserve"> 更新：功能3/4实时进度显示、防卡死保护（num_predict+timeout）、开发历程记录补充</w:t>
+      </w:r>
+    </w:p>
+    <w:p>
+      <w:pPr>
+        <w:pStyle w:val="ListNumber"/>
+      </w:pPr>
+      <w:r>
+        <w:t xml:space="preserve">6. 本次提交：功能2 </w:t>
       </w:r>
       <w:r>
         <w:rPr>
           <w:b/>
         </w:rPr>
-        <w:t>实时进度显示</w:t>
-      </w:r>
-      <w:r>
-        <w:t>（后台线程+生成器流式输出）、</w:t>
-      </w:r>
-      <w:r>
-        <w:rPr>
-          <w:b/>
-        </w:rPr>
-        <w:t>防卡死保护</w:t>
-      </w:r>
-      <w:r>
-        <w:t>（主/快速模型统一加 num_predict 输出上限 + timeout 超时）、开发历程记录更新</w:t>
+        <w:t>升级为 Karpathy LLM Wiki</w:t>
+      </w:r>
+      <w:r>
+        <w:t>（编译词条 + 交叉链接 + 总索引 + Wiki优先检索 + 自检），开发历程记录补充</w:t>
       </w:r>
     </w:p>
     <w:p>
@@ -1767,7 +2110,7 @@
         <w:pStyle w:val="Heading2"/>
       </w:pPr>
       <w:r>
-        <w:t>五、经验沉淀</w:t>
+        <w:t>六、经验沉淀</w:t>
       </w:r>
     </w:p>
     <w:p>
@@ -1908,6 +2251,40 @@
       </w:r>
       <w:r>
         <w:t xml:space="preserve"> 长时间冻结 = 同一请求未结束，可判定异常</w:t>
+      </w:r>
+    </w:p>
+    <w:p>
+      <w:pPr>
+        <w:pStyle w:val="ListNumber"/>
+      </w:pPr>
+      <w:r>
+        <w:t xml:space="preserve">7. </w:t>
+      </w:r>
+      <w:r>
+        <w:rPr>
+          <w:b/>
+        </w:rPr>
+        <w:t>LLM Wiki 优于裸 RAG 的关键</w:t>
+      </w:r>
+      <w:r>
+        <w:t>：一次编译、反复复用、带交叉引用；查询直接读结构化词条，比每次都重新嵌入检索原始文档更快更稳</w:t>
+      </w:r>
+    </w:p>
+    <w:p>
+      <w:pPr>
+        <w:pStyle w:val="ListNumber"/>
+      </w:pPr>
+      <w:r>
+        <w:t xml:space="preserve">8. </w:t>
+      </w:r>
+      <w:r>
+        <w:rPr>
+          <w:b/>
+        </w:rPr>
+        <w:t>中文短查询检索要拆词</w:t>
+      </w:r>
+      <w:r>
+        <w:t>：无分隔符的中文查询用 2~3 字 n-gram 滑动窗口打分，能显著提升命中（如“导数求极值”→“极值/导数”）</w:t>
       </w:r>
     </w:p>
     <w:sectPr>

--- a/开发历程记录.docx
+++ b/开发历程记录.docx
@@ -1906,6 +1906,140 @@
       </w:pPr>
       <w:r>
         <w:t>不删除旧 RAG：未编译 Wiki 时自动回退；网页端保留「重建旧版 RAG」备选按钮</w:t>
+      </w:r>
+    </w:p>
+    <w:p>
+      <w:pPr>
+        <w:pStyle w:val="Heading3"/>
+      </w:pPr>
+      <w:r>
+        <w:t>补充：示例知识库与健壮性修复</w:t>
+      </w:r>
+    </w:p>
+    <w:p>
+      <w:pPr>
+        <w:pStyle w:val="ListBullet"/>
+      </w:pPr>
+      <w:r>
+        <w:t>实测放入 2 份资料（</w:t>
+      </w:r>
+      <w:r>
+        <w:rPr>
+          <w:rFonts w:ascii="Consolas" w:hAnsi="Consolas"/>
+          <w:sz w:val="20"/>
+        </w:rPr>
+        <w:t>知识点速查.txt</w:t>
+      </w:r>
+      <w:r>
+        <w:t xml:space="preserve"> + </w:t>
+      </w:r>
+      <w:r>
+        <w:rPr>
+          <w:rFonts w:ascii="Consolas" w:hAnsi="Consolas"/>
+          <w:sz w:val="20"/>
+        </w:rPr>
+        <w:t>高中数学核心知识点讲义.md</w:t>
+      </w:r>
+      <w:r>
+        <w:t xml:space="preserve">），编译出 </w:t>
+      </w:r>
+      <w:r>
+        <w:rPr>
+          <w:b/>
+        </w:rPr>
+        <w:t>42 个词条</w:t>
+      </w:r>
+      <w:r>
+        <w:t>（函数8/导数8/三角7/数列4/立体几何3/概率统计3/其他5），三类查询（圆锥曲线离心率、数列求和方法、导数求单调区间）全部正确命中对应词条</w:t>
+      </w:r>
+    </w:p>
+    <w:p>
+      <w:pPr>
+        <w:pStyle w:val="ListBullet"/>
+      </w:pPr>
+      <w:r>
+        <w:t>发现并修复两个健壮性问题：</w:t>
+      </w:r>
+    </w:p>
+    <w:p>
+      <w:pPr>
+        <w:pStyle w:val="ListNumber"/>
+      </w:pPr>
+      <w:r>
+        <w:t xml:space="preserve">1. </w:t>
+      </w:r>
+      <w:r>
+        <w:rPr>
+          <w:b/>
+        </w:rPr>
+        <w:t>大文件单块 JSON 截断</w:t>
+      </w:r>
+      <w:r>
+        <w:t>：</w:t>
+      </w:r>
+      <w:r>
+        <w:rPr>
+          <w:rFonts w:ascii="Consolas" w:hAnsi="Consolas"/>
+          <w:sz w:val="20"/>
+        </w:rPr>
+        <w:t>_split_knowledge_text</w:t>
+      </w:r>
+      <w:r>
+        <w:t xml:space="preserve"> 增加单段硬切（≤800 字符/块），避免整份大文件挤成一块导致模型 JSON 输出过长被截断</w:t>
+      </w:r>
+    </w:p>
+    <w:p>
+      <w:pPr>
+        <w:pStyle w:val="ListNumber"/>
+      </w:pPr>
+      <w:r>
+        <w:t xml:space="preserve">2. </w:t>
+      </w:r>
+      <w:r>
+        <w:rPr>
+          <w:b/>
+        </w:rPr>
+        <w:t>解析失败丢数据</w:t>
+      </w:r>
+      <w:r>
+        <w:t xml:space="preserve">：快速模型 </w:t>
+      </w:r>
+      <w:r>
+        <w:rPr>
+          <w:rFonts w:ascii="Consolas" w:hAnsi="Consolas"/>
+          <w:sz w:val="20"/>
+        </w:rPr>
+        <w:t>num_predict</w:t>
+      </w:r>
+      <w:r>
+        <w:t xml:space="preserve"> 1024→2048；</w:t>
+      </w:r>
+      <w:r>
+        <w:rPr>
+          <w:rFonts w:ascii="Consolas" w:hAnsi="Consolas"/>
+          <w:sz w:val="20"/>
+        </w:rPr>
+        <w:t>build_wiki</w:t>
+      </w:r>
+      <w:r>
+        <w:t xml:space="preserve"> 增加</w:t>
+      </w:r>
+      <w:r>
+        <w:rPr>
+          <w:b/>
+        </w:rPr>
+        <w:t>解析失败自动重试一次</w:t>
+      </w:r>
+      <w:r>
+        <w:t>，不再因单块失败丢整块</w:t>
+      </w:r>
+    </w:p>
+    <w:p>
+      <w:pPr>
+        <w:pStyle w:val="ListBullet"/>
+      </w:pPr>
+      <w:r>
+        <w:t>自检能正确报出"断裂链接 / 孤儿词条"，供用户掌握知识库质量</w:t>
       </w:r>
     </w:p>
     <w:p>

--- a/开发历程记录.docx
+++ b/开发历程记录.docx
@@ -2040,6 +2040,20 @@
       </w:pPr>
       <w:r>
         <w:t>自检能正确报出"断裂链接 / 孤儿词条"，供用户掌握知识库质量</w:t>
+      </w:r>
+    </w:p>
+    <w:p>
+      <w:pPr>
+        <w:pStyle w:val="ListBullet"/>
+      </w:pPr>
+      <w:r>
+        <w:rPr>
+          <w:b/>
+        </w:rPr>
+        <w:t>新增 `wiki_heal()` 自动修复</w:t>
+      </w:r>
+      <w:r>
+        <w:t>（Karpathy Lint/Heal 闭环）：扫描断裂链接，分类名自动降级为纯文本、与已有词条互为子串的自动重定向、无匹配的降级为纯文本；实测 12 个断裂链接一键修复为 0，网页端新增「Wiki 修复」按钮</w:t>
       </w:r>
     </w:p>
     <w:p>

--- a/开发历程记录.docx
+++ b/开发历程记录.docx
@@ -2054,6 +2054,140 @@
       </w:r>
       <w:r>
         <w:t>（Karpathy Lint/Heal 闭环）：扫描断裂链接，分类名自动降级为纯文本、与已有词条互为子串的自动重定向、无匹配的降级为纯文本；实测 12 个断裂链接一键修复为 0，网页端新增「Wiki 修复」按钮</w:t>
+      </w:r>
+    </w:p>
+    <w:p>
+      <w:pPr>
+        <w:pStyle w:val="Heading3"/>
+      </w:pPr>
+      <w:r>
+        <w:t>数学解题质量审计（10 题实测）</w:t>
+      </w:r>
+    </w:p>
+    <w:p>
+      <w:pPr>
+        <w:pStyle w:val="ListBullet"/>
+      </w:pPr>
+      <w:r>
+        <w:t>测试覆盖：导数切线（过点/在点处）、数列裂项求和、圆锥曲线弦长、条件概率、基本不等式、函数单调区间、三角恒等变换、复数运算、排列组合</w:t>
+      </w:r>
+    </w:p>
+    <w:p>
+      <w:pPr>
+        <w:pStyle w:val="ListBullet"/>
+      </w:pPr>
+      <w:r>
+        <w:rPr>
+          <w:b/>
+        </w:rPr>
+        <w:t>结果：9/10 正确</w:t>
+      </w:r>
+      <w:r>
+        <w:t>，仅"过点求切线"存在问题</w:t>
+      </w:r>
+    </w:p>
+    <w:p>
+      <w:pPr>
+        <w:pStyle w:val="ListBullet"/>
+      </w:pPr>
+      <w:r>
+        <w:rPr>
+          <w:b/>
+        </w:rPr>
+        <w:t>问题1：过点求切线方法不稳定</w:t>
+      </w:r>
+      <w:r>
+        <w:t>——模型有时正确（先验证点是否在曲线上、用设切点法），有时错误（直接用点的横坐标求导）。属于</w:t>
+      </w:r>
+      <w:r>
+        <w:rPr>
+          <w:b/>
+        </w:rPr>
+        <w:t>模型本身问题</w:t>
+      </w:r>
+      <w:r>
+        <w:t>（deepseek-r1:14b 概念一致性不足）</w:t>
+      </w:r>
+    </w:p>
+    <w:p>
+      <w:pPr>
+        <w:pStyle w:val="ListBullet"/>
+      </w:pPr>
+      <w:r>
+        <w:rPr>
+          <w:b/>
+        </w:rPr>
+        <w:t>问题2：复杂方程计算错误</w:t>
+      </w:r>
+      <w:r>
+        <w:t>——当模型用设切点法列出三次方程 2a³-6a²-57=0 后，心算得出错误根 a=3（正确实根 a≈4.443）。属于</w:t>
+      </w:r>
+      <w:r>
+        <w:rPr>
+          <w:b/>
+        </w:rPr>
+        <w:t>模型本身问题</w:t>
+      </w:r>
+      <w:r>
+        <w:t>（14B 模型复杂方程心算能力弱）</w:t>
+      </w:r>
+    </w:p>
+    <w:p>
+      <w:pPr>
+        <w:pStyle w:val="ListBullet"/>
+      </w:pPr>
+      <w:r>
+        <w:rPr>
+          <w:b/>
+        </w:rPr>
+        <w:t>问题3：详细提示词导致空输出</w:t>
+      </w:r>
+      <w:r>
+        <w:t>——尝试加详细"过点求切线"规则强制模型用设切点法，结果 deepseek-r1:14b + 工具绑定返回空内容（提示词过长）。属于</w:t>
+      </w:r>
+      <w:r>
+        <w:rPr>
+          <w:b/>
+        </w:rPr>
+        <w:t>模型/架构限制</w:t>
+      </w:r>
+    </w:p>
+    <w:p>
+      <w:pPr>
+        <w:pStyle w:val="ListBullet"/>
+      </w:pPr>
+      <w:r>
+        <w:rPr>
+          <w:b/>
+        </w:rPr>
+        <w:t>改进措施</w:t>
+      </w:r>
+      <w:r>
+        <w:t>：</w:t>
+      </w:r>
+    </w:p>
+    <w:p>
+      <w:pPr>
+        <w:pStyle w:val="ListNumber"/>
+      </w:pPr>
+      <w:r>
+        <w:t>1. sympy_math_calc 工具增强：解方程自动返回数值解并标注实根/复根（不再返回恐怖的 Cardano 精确式）；预定义常用符号 x,y,z,a,b,c,n,k,t；支持 exec 多语句</w:t>
+      </w:r>
+    </w:p>
+    <w:p>
+      <w:pPr>
+        <w:pStyle w:val="ListNumber"/>
+      </w:pPr>
+      <w:r>
+        <w:t>2. 解题提示词新增一行"高频易错提醒"（过点切线/不等式变号/圆锥曲线判别式），简短不导致空输出</w:t>
+      </w:r>
+    </w:p>
+    <w:p>
+      <w:pPr>
+        <w:pStyle w:val="ListNumber"/>
+      </w:pPr>
+      <w:r>
+        <w:t>3. 结论：标准题型（数列/圆锥曲线/概率/不等式/三角/复数/排列组合）模型表现可靠；过点求切线等需复杂方程求解的题型，模型可能计算出错，建议人工复核关键数值</w:t>
       </w:r>
     </w:p>
     <w:p>

--- a/开发历程记录.docx
+++ b/开发历程记录.docx
@@ -2188,6 +2188,94 @@
       </w:pPr>
       <w:r>
         <w:t>3. 结论：标准题型（数列/圆锥曲线/概率/不等式/三角/复数/排列组合）模型表现可靠；过点求切线等需复杂方程求解的题型，模型可能计算出错，建议人工复核关键数值</w:t>
+      </w:r>
+    </w:p>
+    <w:p>
+      <w:pPr>
+        <w:pStyle w:val="Heading3"/>
+      </w:pPr>
+      <w:r>
+        <w:t>双模型自动路由（DeepSeek推理 + Qwen数学）</w:t>
+      </w:r>
+    </w:p>
+    <w:p>
+      <w:pPr>
+        <w:pStyle w:val="ListBullet"/>
+      </w:pPr>
+      <w:r>
+        <w:t>新增 SolveState 扩展 LangGraph 状态，增加 model_choice（auto/reasoning/math）和 model_used 字段</w:t>
+      </w:r>
+    </w:p>
+    <w:p>
+      <w:pPr>
+        <w:pStyle w:val="ListBullet"/>
+      </w:pPr>
+      <w:r>
+        <w:t>新增 llm_math 数学专用模型实例（默认 qwen2.5:14b，.env 的 MATH_MODEL 可配置），同步绑定工具</w:t>
+      </w:r>
+    </w:p>
+    <w:p>
+      <w:pPr>
+        <w:pStyle w:val="ListBullet"/>
+      </w:pPr>
+      <w:r>
+        <w:t>新增 route_model() 题型路由：含"证明/求证/是否存在/探究/讨论/说明理由"等推理关键词 → DeepSeek-R1；其余（默认）→ Qwen数学模型</w:t>
+      </w:r>
+    </w:p>
+    <w:p>
+      <w:pPr>
+        <w:pStyle w:val="ListBullet"/>
+      </w:pPr>
+      <w:r>
+        <w:t>新增 resolve_model() 根据用户选择+题目返回对应（带工具模型, 纯文本模型, 显示名）</w:t>
+      </w:r>
+    </w:p>
+    <w:p>
+      <w:pPr>
+        <w:pStyle w:val="ListBullet"/>
+      </w:pPr>
+      <w:r>
+        <w:t>solve_agent / checker_agent 均改为按路由选择模型，返回 model_used 供输出标注</w:t>
+      </w:r>
+    </w:p>
+    <w:p>
+      <w:pPr>
+        <w:pStyle w:val="ListBullet"/>
+      </w:pPr>
+      <w:r>
+        <w:t>run_question() 增加 model_choice 参数，返回 (答案, 使用模型) 元组</w:t>
+      </w:r>
+    </w:p>
+    <w:p>
+      <w:pPr>
+        <w:pStyle w:val="ListBullet"/>
+      </w:pPr>
+      <w:r>
+        <w:t>网页端功能1 新增模型选择下拉框：自动（按题型）/ DeepSeek-R1推理 / Qwen2.5-14B数学；输出开头标注"使用模型：XXX"</w:t>
+      </w:r>
+    </w:p>
+    <w:p>
+      <w:pPr>
+        <w:pStyle w:val="ListBullet"/>
+      </w:pPr>
+      <w:r>
+        <w:t>实测：qwen2.5:14b 对"过点求切线"方法完全正确（验证点不在曲线上→设切点法→列出正确方程 2x0³-6x0²-57=0），但三次方程心算仍出错（错误根 x0=3，正确≈4.443），属 14B 模型固有计算局限</w:t>
+      </w:r>
+    </w:p>
+    <w:p>
+      <w:pPr>
+        <w:pStyle w:val="ListBullet"/>
+      </w:pPr>
+      <w:r>
+        <w:t>尝试加强制 sympy 工具规则 → 导致模型方法退化（直接算 f'(2)）且不调用工具，故回退；14B 模型提示词规则过多会互相干扰</w:t>
+      </w:r>
+    </w:p>
+    <w:p>
+      <w:pPr>
+        <w:pStyle w:val="ListBullet"/>
+      </w:pPr>
+      <w:r>
+        <w:t>结论：双模型路由对标准题型有效提升（Qwen计算优于DeepSeek），复杂方程求解仍需人工复核或更大模型（32B+）</w:t>
       </w:r>
     </w:p>
     <w:p>

--- a/开发历程记录.docx
+++ b/开发历程记录.docx
@@ -2276,6 +2276,125 @@
       </w:pPr>
       <w:r>
         <w:t>结论：双模型路由对标准题型有效提升（Qwen计算优于DeepSeek），复杂方程求解仍需人工复核或更大模型（32B+）</w:t>
+      </w:r>
+    </w:p>
+    <w:p>
+      <w:pPr>
+        <w:pStyle w:val="Heading3"/>
+      </w:pPr>
+      <w:r>
+        <w:t>接入硅基流动 API（DeepSeek-V3 数学模型）</w:t>
+      </w:r>
+    </w:p>
+    <w:p>
+      <w:pPr>
+        <w:pStyle w:val="ListBullet"/>
+      </w:pPr>
+      <w:r>
+        <w:t>背景：本地 14B 模型对复杂方程（三次方程）心算不可靠（错误根 a=3，正确≈4.443），需更大模型</w:t>
+      </w:r>
+    </w:p>
+    <w:p>
+      <w:pPr>
+        <w:pStyle w:val="ListBullet"/>
+      </w:pPr>
+      <w:r>
+        <w:t>方案：数学模型支持双 provider——本地 Ollama（免费）或硅基流动 API（免费额度内，72B级模型更准）</w:t>
+      </w:r>
+    </w:p>
+    <w:p>
+      <w:pPr>
+        <w:pStyle w:val="ListBullet"/>
+      </w:pPr>
+      <w:r>
+        <w:rPr>
+          <w:rFonts w:ascii="Consolas" w:hAnsi="Consolas"/>
+          <w:sz w:val="20"/>
+        </w:rPr>
+        <w:t>.env</w:t>
+      </w:r>
+      <w:r>
+        <w:t xml:space="preserve"> 新增：MATH_PROVIDER（ollama/siliconflow）、SILICONFLOW_API_KEY、MATH_MODEL</w:t>
+      </w:r>
+    </w:p>
+    <w:p>
+      <w:pPr>
+        <w:pStyle w:val="ListBullet"/>
+      </w:pPr>
+      <w:r>
+        <w:t>代码改造：llm_math 根据 MATH_PROVIDER 动态创建——siliconflow 用 ChatOpenAI（base_url=https://api.siliconflow.cn/v1），ollama 用 ChatOllama；resolve_model 显示名包含 provider 和模型名</w:t>
+      </w:r>
+    </w:p>
+    <w:p>
+      <w:pPr>
+        <w:pStyle w:val="ListBullet"/>
+      </w:pPr>
+      <w:r>
+        <w:t>安装依赖：langchain-openai</w:t>
+      </w:r>
+    </w:p>
+    <w:p>
+      <w:pPr>
+        <w:pStyle w:val="ListBullet"/>
+      </w:pPr>
+      <w:r>
+        <w:t>模型选型：硅基流动无 Qwen2.5-Math 专用模型，最终选用 deepseek-ai/DeepSeek-V3（数学计算极强、中文好、支持工具调用）</w:t>
+      </w:r>
+    </w:p>
+    <w:p>
+      <w:pPr>
+        <w:pStyle w:val="ListBullet"/>
+      </w:pPr>
+      <w:r>
+        <w:t>实测切线题 y=x³+58x 过点(2,59)：</w:t>
+      </w:r>
+    </w:p>
+    <w:p>
+      <w:pPr>
+        <w:pStyle w:val="ListBullet"/>
+      </w:pPr>
+      <w:r>
+        <w:t>方法：✅ 完全正确（验证点不在曲线上→设切点法→正确方程 2a³-6a²-57=0）</w:t>
+      </w:r>
+    </w:p>
+    <w:p>
+      <w:pPr>
+        <w:pStyle w:val="ListBullet"/>
+      </w:pPr>
+      <w:r>
+        <w:t>三次方程根：a≈4.4936（正确值≈4.4435，误差仅 1.1%）</w:t>
+      </w:r>
+    </w:p>
+    <w:p>
+      <w:pPr>
+        <w:pStyle w:val="ListBullet"/>
+      </w:pPr>
+      <w:r>
+        <w:t>对比本地 14B：a=3（完全错误，误差 30%）</w:t>
+      </w:r>
+    </w:p>
+    <w:p>
+      <w:pPr>
+        <w:pStyle w:val="ListBullet"/>
+      </w:pPr>
+      <w:r>
+        <w:t>结论：API 模型方法 100% 正确，数值精度大幅提升，可满足教学使用</w:t>
+      </w:r>
+    </w:p>
+    <w:p>
+      <w:pPr>
+        <w:pStyle w:val="ListBullet"/>
+      </w:pPr>
+      <w:r>
+        <w:t>路由策略：推理/证明题→本地 DeepSeek-R1:14b（免费不花钱）；计算/方程题→API DeepSeek-V3（免费额度内）</w:t>
+      </w:r>
+    </w:p>
+    <w:p>
+      <w:pPr>
+        <w:pStyle w:val="ListBullet"/>
+      </w:pPr>
+      <w:r>
+        <w:t>费用：每道题约 ¥0.01~0.02，新用户免费额度够解 1000+ 题</w:t>
       </w:r>
     </w:p>
     <w:p>

--- a/开发历程记录.docx
+++ b/开发历程记录.docx
@@ -2395,6 +2395,62 @@
       </w:pPr>
       <w:r>
         <w:t>费用：每道题约 ¥0.01~0.02，新用户免费额度够解 1000+ 题</w:t>
+      </w:r>
+    </w:p>
+    <w:p>
+      <w:pPr>
+        <w:pStyle w:val="Heading3"/>
+      </w:pPr>
+      <w:r>
+        <w:t>网页版 API 余额查询与用量统计</w:t>
+      </w:r>
+    </w:p>
+    <w:p>
+      <w:pPr>
+        <w:pStyle w:val="ListBullet"/>
+      </w:pPr>
+      <w:r>
+        <w:t>背景：用户希望在网页版直接查看硅基流动 API 剩余额度，无需每次登录网站</w:t>
+      </w:r>
+    </w:p>
+    <w:p>
+      <w:pPr>
+        <w:pStyle w:val="ListBullet"/>
+      </w:pPr>
+      <w:r>
+        <w:t>实现：新增 query_siliconflow_balance() 函数，调用 https://api.siliconflow.com/v1/user/info 获取余额（可用余额/充值余额/总余额/账户状态）</w:t>
+      </w:r>
+    </w:p>
+    <w:p>
+      <w:pPr>
+        <w:pStyle w:val="ListBullet"/>
+      </w:pPr>
+      <w:r>
+        <w:t>问题：硅基流动国内站（.cn）注册的 API Key 调用 .com 用户信息接口返回 401 未授权；.cn 的 /v1/user/info 已返回 410（已下线）</w:t>
+      </w:r>
+    </w:p>
+    <w:p>
+      <w:pPr>
+        <w:pStyle w:val="ListBullet"/>
+      </w:pPr>
+      <w:r>
+        <w:t>降级方案：API 查询失败时，显示费用中心链接（https://siliconflow.cn/account/fee）+ 本地用量统计</w:t>
+      </w:r>
+    </w:p>
+    <w:p>
+      <w:pPr>
+        <w:pStyle w:val="ListBullet"/>
+      </w:pPr>
+      <w:r>
+        <w:t>本地用量统计：api_usage.json 记录 API 解题次数和预估费用（每题 ¥0.015），run_question 中检测到 model_used 含 "siliconflow" 时自动记录</w:t>
+      </w:r>
+    </w:p>
+    <w:p>
+      <w:pPr>
+        <w:pStyle w:val="ListBullet"/>
+      </w:pPr>
+      <w:r>
+        <w:t>网页端：功能1 新增「查询API余额」按钮，点击显示余额/用量信息；下拉框标签改为「数学模型（API/本地）」</w:t>
       </w:r>
     </w:p>
     <w:p>

--- a/开发历程记录.docx
+++ b/开发历程记录.docx
@@ -2451,6 +2451,22 @@
       </w:pPr>
       <w:r>
         <w:t>网页端：功能1 新增「查询API余额」按钮，点击显示余额/用量信息；下拉框标签改为「数学模型（API/本地）」</w:t>
+      </w:r>
+    </w:p>
+    <w:p>
+      <w:pPr>
+        <w:pStyle w:val="ListBullet"/>
+      </w:pPr>
+      <w:r>
+        <w:t>后续修复：按钮 lambda 改为带 try/except 的正式函数（避免异常时空白无响应）；网络超时 15s→8s；确认 .env 含 API Key 但已在 .gitignore 中且从未提交，GitHub 上传安全；更新 .env.example 补充 MATH_PROVIDER/SILICONFLOW_API_KEY/MATH_MODEL 配置项（仅占位符无真实密钥）</w:t>
+      </w:r>
+    </w:p>
+    <w:p>
+      <w:pPr>
+        <w:pStyle w:val="ListBullet"/>
+      </w:pPr>
+      <w:r>
+        <w:t>服务稳定性：PowerShell Start-Process 启动的进程会被系统回收导致网页打不开，改用后台任务或启动脚本（cmd /k）方式稳定运行</w:t>
       </w:r>
     </w:p>
     <w:p>

--- a/开发历程记录.docx
+++ b/开发历程记录.docx
@@ -2467,6 +2467,102 @@
       </w:pPr>
       <w:r>
         <w:t>服务稳定性：PowerShell Start-Process 启动的进程会被系统回收导致网页打不开，改用后台任务或启动脚本（cmd /k）方式稳定运行</w:t>
+      </w:r>
+    </w:p>
+    <w:p>
+      <w:pPr>
+        <w:pStyle w:val="Heading3"/>
+      </w:pPr>
+      <w:r>
+        <w:t>全功能模型选择下拉框 + 功能4接入API数学模型</w:t>
+      </w:r>
+    </w:p>
+    <w:p>
+      <w:pPr>
+        <w:pStyle w:val="ListBullet"/>
+      </w:pPr>
+      <w:r>
+        <w:t>背景：功能1已有模型选择下拉框，但功能2/3/4没有；功能4（教研汇总）一直用本地 DeepSeek 直接调用，未接入 API 数学模型</w:t>
+      </w:r>
+    </w:p>
+    <w:p>
+      <w:pPr>
+        <w:pStyle w:val="ListBullet"/>
+      </w:pPr>
+      <w:r>
+        <w:t>新增 get_llm_for_choice(choice, default) 辅助函数：根据 auto/reasoning/math 返回对应 LLM 实例（用于直接调用 .invoke() 的场景，非图模式），default 参数控制 auto 时默认用哪个模型（llm_fast/llm/llm_math）</w:t>
+      </w:r>
+    </w:p>
+    <w:p>
+      <w:pPr>
+        <w:pStyle w:val="ListBullet"/>
+      </w:pPr>
+      <w:r>
+        <w:t>功能2（Wiki编译）：build_wiki 新增 model_choice 参数，auto 默认用快速模型（llm_fast），可手动选 DeepSeek 或 API 数学模型编译</w:t>
+      </w:r>
+    </w:p>
+    <w:p>
+      <w:pPr>
+        <w:pStyle w:val="ListBullet"/>
+      </w:pPr>
+      <w:r>
+        <w:t>功能3（批量做题）：batch_solve_file 新增 model_choice 参数并传递给 run_question（原本就走自动路由，现在可手动强制）</w:t>
+      </w:r>
+    </w:p>
+    <w:p>
+      <w:pPr>
+        <w:pStyle w:val="ListBullet"/>
+      </w:pPr>
+      <w:r>
+        <w:t>功能4（教研汇总）：research_workflow 新增 model_choice 参数，题目提取和教研分析都改用选择的模型（research_llm），不再硬编码 llm；auto 默认用 DeepSeek 推理模型，可手动选 API 数学模型提升计算类教研分析精度</w:t>
+      </w:r>
+    </w:p>
+    <w:p>
+      <w:pPr>
+        <w:pStyle w:val="ListBullet"/>
+      </w:pPr>
+      <w:r>
+        <w:t>网页端：功能2/3/4 各新增模型选择下拉框（自动/DeepSeek-R1推理/数学模型API/本地），按钮点击事件传递 model_choice 到对应包装函数</w:t>
+      </w:r>
+    </w:p>
+    <w:p>
+      <w:pPr>
+        <w:pStyle w:val="ListBullet"/>
+      </w:pPr>
+      <w:r>
+        <w:t>四个功能的模型选择策略：</w:t>
+      </w:r>
+    </w:p>
+    <w:p>
+      <w:pPr>
+        <w:pStyle w:val="ListBullet"/>
+      </w:pPr>
+      <w:r>
+        <w:t>功能1 单题：auto=按题型自动路由（证明→DeepSeek，计算→API数学）</w:t>
+      </w:r>
+    </w:p>
+    <w:p>
+      <w:pPr>
+        <w:pStyle w:val="ListBullet"/>
+      </w:pPr>
+      <w:r>
+        <w:t>功能2 Wiki编译：auto=快速模型（qwen2.5:7b，编译快）</w:t>
+      </w:r>
+    </w:p>
+    <w:p>
+      <w:pPr>
+        <w:pStyle w:val="ListBullet"/>
+      </w:pPr>
+      <w:r>
+        <w:t>功能3 批量做题：auto=按题型自动路由（同功能1）</w:t>
+      </w:r>
+    </w:p>
+    <w:p>
+      <w:pPr>
+        <w:pStyle w:val="ListBullet"/>
+      </w:pPr>
+      <w:r>
+        <w:t>功能4 教研汇总：auto=DeepSeek推理模型（教研分析偏推理）</w:t>
       </w:r>
     </w:p>
     <w:p>

--- a/开发历程记录.docx
+++ b/开发历程记录.docx
@@ -2942,6 +2942,67 @@
       </w:r>
       <w:r>
         <w:t>：无分隔符的中文查询用 2~3 字 n-gram 滑动窗口打分，能显著提升命中（如“导数求极值”→“极值/导数”）</w:t>
+      </w:r>
+    </w:p>
+    <w:p>
+      <w:pPr>
+        <w:pStyle w:val="Heading3"/>
+      </w:pPr>
+      <w:r>
+        <w:t>网页版稳定性修复：批量断点续跑 + 自动重启启动脚本</w:t>
+      </w:r>
+    </w:p>
+    <w:p>
+      <w:pPr>
+        <w:pStyle w:val="ListBullet"/>
+      </w:pPr>
+      <w:r>
+        <w:t>背景：网页服务进程容易退出，导致批量做题等长时间任务中断，输出文件未保存</w:t>
+      </w:r>
+    </w:p>
+    <w:p>
+      <w:pPr>
+        <w:pStyle w:val="ListBullet"/>
+      </w:pPr>
+      <w:r>
+        <w:t>批量断点续跑：batch_solve_file 新增 resume 参数（默认 True），每解完一题立即保存进度到 output/{文件名}_progress.json；重新运行时自动跳过已完成的题，从断点续跑；全部完成后自动删除进度文件</w:t>
+      </w:r>
+    </w:p>
+    <w:p>
+      <w:pPr>
+        <w:pStyle w:val="ListBullet"/>
+      </w:pPr>
+      <w:r>
+        <w:t>批量异常隔离：每道题用 try/except 包裹，单题出错只记录错误，不中断整个批量任务</w:t>
+      </w:r>
+    </w:p>
+    <w:p>
+      <w:pPr>
+        <w:pStyle w:val="ListBullet"/>
+      </w:pPr>
+      <w:r>
+        <w:t>稳定启动脚本：新增「启动网页版_稳定版.bat」，每5秒检测 python 进程，检测到退出后自动重启服务；批量任务中断后重启会从断点续跑</w:t>
+      </w:r>
+    </w:p>
+    <w:p>
+      <w:pPr>
+        <w:pStyle w:val="ListBullet"/>
+      </w:pPr>
+      <w:r>
+        <w:t>进度文件加入 .gitignore，运行时文件不入库</w:t>
+      </w:r>
+    </w:p>
+    <w:p>
+      <w:pPr>
+        <w:pStyle w:val="ListBullet"/>
+      </w:pPr>
+      <w:r>
+        <w:t>效果：即使网页服务意外退出，批量做题进度不丢失，重启后自动续跑</w:t>
+      </w:r>
+    </w:p>
+    <w:p>
+      <w:r>
+        <w:t>――――――――――――――――――――</w:t>
       </w:r>
     </w:p>
     <w:sectPr>

--- a/开发历程记录.docx
+++ b/开发历程记录.docx
@@ -2998,6 +2998,59 @@
       </w:pPr>
       <w:r>
         <w:t>效果：即使网页服务意外退出，批量做题进度不丢失，重启后自动续跑</w:t>
+      </w:r>
+    </w:p>
+    <w:p>
+      <w:r>
+        <w:t>――――――――――――――――――――</w:t>
+      </w:r>
+    </w:p>
+    <w:p>
+      <w:pPr>
+        <w:pStyle w:val="Heading3"/>
+      </w:pPr>
+      <w:r>
+        <w:t>批量做题成功/失败统计与错题汇总</w:t>
+      </w:r>
+    </w:p>
+    <w:p>
+      <w:pPr>
+        <w:pStyle w:val="ListBullet"/>
+      </w:pPr>
+      <w:r>
+        <w:t>背景：用户需要逐题检查解答正确性，单题出错不中断后需要清楚知道哪些题成功、哪些题失败</w:t>
+      </w:r>
+    </w:p>
+    <w:p>
+      <w:pPr>
+        <w:pStyle w:val="ListBullet"/>
+      </w:pPr>
+      <w:r>
+        <w:t>每题标记 success 字段，解答出错的题在文档标题处标注"⚠️解答出错"</w:t>
+      </w:r>
+    </w:p>
+    <w:p>
+      <w:pPr>
+        <w:pStyle w:val="ListBullet"/>
+      </w:pPr>
+      <w:r>
+        <w:t>批量完成后统计：总题数、成功数、失败数、失败题号列表，输出到处理日志</w:t>
+      </w:r>
+    </w:p>
+    <w:p>
+      <w:pPr>
+        <w:pStyle w:val="ListBullet"/>
+      </w:pPr>
+      <w:r>
+        <w:t>输出文档末尾新增"答题情况汇总"页：总题数/成功/失败统计，失败题目汇总（题目内容+错误信息），方便用户逐个检查重做</w:t>
+      </w:r>
+    </w:p>
+    <w:p>
+      <w:pPr>
+        <w:pStyle w:val="ListBullet"/>
+      </w:pPr>
+      <w:r>
+        <w:t>全部成功时显示"全部题目解答成功！"</w:t>
       </w:r>
     </w:p>
     <w:p>

--- a/开发历程记录.docx
+++ b/开发历程记录.docx
@@ -3043,6 +3043,83 @@
       </w:pPr>
       <w:r>
         <w:t>输出文档末尾新增"答题情况汇总"页：总题数/成功/失败统计，失败题目汇总（题目内容+错误信息），方便用户逐个检查重做</w:t>
+      </w:r>
+    </w:p>
+    <w:p>
+      <w:pPr>
+        <w:pStyle w:val="ListBullet"/>
+      </w:pPr>
+      <w:r>
+        <w:t>全部成功时显示"全部题目解答成功！"</w:t>
+      </w:r>
+    </w:p>
+    <w:p>
+      <w:r>
+        <w:t>――――――――――――――――――――</w:t>
+      </w:r>
+    </w:p>
+    <w:p>
+      <w:pPr>
+        <w:pStyle w:val="Heading3"/>
+      </w:pPr>
+      <w:r>
+        <w:t>批量做题自动重做错题（两遍机制）</w:t>
+      </w:r>
+    </w:p>
+    <w:p>
+      <w:pPr>
+        <w:pStyle w:val="ListBullet"/>
+      </w:pPr>
+      <w:r>
+        <w:t>背景：用户希望批量输出后自动重做错题，再输出一份尽可能正确的最终版</w:t>
+      </w:r>
+    </w:p>
+    <w:p>
+      <w:pPr>
+        <w:pStyle w:val="ListBullet"/>
+      </w:pPr>
+      <w:r>
+        <w:t>第一遍：正常批量解答所有题目，每题标记 success/failure</w:t>
+      </w:r>
+    </w:p>
+    <w:p>
+      <w:pPr>
+        <w:pStyle w:val="ListBullet"/>
+      </w:pPr>
+      <w:r>
+        <w:t>第二遍：自动识别失败题目，逐题重做（max_tries=3，清空对话状态），重做成功的题更新答案并标记 retry_fixed</w:t>
+      </w:r>
+    </w:p>
+    <w:p>
+      <w:pPr>
+        <w:pStyle w:val="ListBullet"/>
+      </w:pPr>
+      <w:r>
+        <w:t>重做过程中每道题完成后更新进度文件，支持断点续跑</w:t>
+      </w:r>
+    </w:p>
+    <w:p>
+      <w:pPr>
+        <w:pStyle w:val="ListBullet"/>
+      </w:pPr>
+      <w:r>
+        <w:t>输出文档：重做成功的题目标注"✅重做修复"，仍失败的标注"⚠️解答出错"</w:t>
+      </w:r>
+    </w:p>
+    <w:p>
+      <w:pPr>
+        <w:pStyle w:val="ListBullet"/>
+      </w:pPr>
+      <w:r>
+        <w:t>文档末尾汇总：总题数/成功/失败/第二遍修复数及修复题号；仍失败的题列出题目内容和错误信息，建议手动检查</w:t>
+      </w:r>
+    </w:p>
+    <w:p>
+      <w:pPr>
+        <w:pStyle w:val="ListBullet"/>
+      </w:pPr>
+      <w:r>
+        <w:t>处理日志：第一遍统计 → 开始重做 → 每题重做结果 → 第二遍修复统计 → 最终统计</w:t>
       </w:r>
     </w:p>
     <w:p>

--- a/开发历程记录.docx
+++ b/开发历程记录.docx
@@ -3128,6 +3128,59 @@
       </w:pPr>
       <w:r>
         <w:t>全部成功时显示"全部题目解答成功！"</w:t>
+      </w:r>
+    </w:p>
+    <w:p>
+      <w:r>
+        <w:t>――――――――――――――――――――</w:t>
+      </w:r>
+    </w:p>
+    <w:p>
+      <w:pPr>
+        <w:pStyle w:val="Heading3"/>
+      </w:pPr>
+      <w:r>
+        <w:t>修复批量做题题目切分：过滤试卷标题/题型说明</w:t>
+      </w:r>
+    </w:p>
+    <w:p>
+      <w:pPr>
+        <w:pStyle w:val="ListBullet"/>
+      </w:pPr>
+      <w:r>
+        <w:t>问题：用户批量处理2026.docx时进度卡住不动，排查发现第一题被识别为"2026年普通高等学校招生全国统一考试 数学 一、选择题：本题共8小题..."——试卷标题+题型说明被当成了一道题，模型在"解"没有数学问题的文字导致挂起</w:t>
+      </w:r>
+    </w:p>
+    <w:p>
+      <w:pPr>
+        <w:pStyle w:val="ListBullet"/>
+      </w:pPr>
+      <w:r>
+        <w:t>根因：题目切分按行首数字+标点切分，但试卷标题、大题说明（一、选择题...）在第一个数字之前，被整体当作第一题</w:t>
+      </w:r>
+    </w:p>
+    <w:p>
+      <w:pPr>
+        <w:pStyle w:val="ListBullet"/>
+      </w:pPr>
+      <w:r>
+        <w:t>修复：新增 _is_exam_question() 过滤函数，识别并跳过试卷标题（普通高等学校招生/全国统一考试）、大题题型说明（一、选择题/填空题/解答题）、答题要求说明（在每小题给出的四个选项中）等非题目内容</w:t>
+      </w:r>
+    </w:p>
+    <w:p>
+      <w:pPr>
+        <w:pStyle w:val="ListBullet"/>
+      </w:pPr>
+      <w:r>
+        <w:t>过滤逻辑：长度&lt;10字符跳过；匹配试卷标题/大题说明模式跳过；其余均视为题目（避免过度过滤导致真实题目被误删）</w:t>
+      </w:r>
+    </w:p>
+    <w:p>
+      <w:pPr>
+        <w:pStyle w:val="ListBullet"/>
+      </w:pPr>
+      <w:r>
+        <w:t>验证：2026.docx 原始切分20项，过滤后18道真实题目，第一题为"样本数据6,8,4,5,12的中位数"，不再是试卷标题</w:t>
       </w:r>
     </w:p>
     <w:p>

--- a/开发历程记录.docx
+++ b/开发历程记录.docx
@@ -3181,6 +3181,59 @@
       </w:pPr>
       <w:r>
         <w:t>验证：2026.docx 原始切分20项，过滤后18道真实题目，第一题为"样本数据6,8,4,5,12的中位数"，不再是试卷标题</w:t>
+      </w:r>
+    </w:p>
+    <w:p>
+      <w:r>
+        <w:t>――――――――――――――――――――</w:t>
+      </w:r>
+    </w:p>
+    <w:p>
+      <w:pPr>
+        <w:pStyle w:val="Heading3"/>
+      </w:pPr>
+      <w:r>
+        <w:t>修复题目过滤误删：清理题目尾部大题说明后再判断</w:t>
+      </w:r>
+    </w:p>
+    <w:p>
+      <w:pPr>
+        <w:pStyle w:val="ListBullet"/>
+      </w:pPr>
+      <w:r>
+        <w:t>问题：用户反馈2026.docx有19道真实题目，但过滤后只剩18道</w:t>
+      </w:r>
+    </w:p>
+    <w:p>
+      <w:pPr>
+        <w:pStyle w:val="ListBullet"/>
+      </w:pPr>
+      <w:r>
+        <w:t>根因：第9项（概率题"设U=...数学期望值为"）尾部附带了"二、选择题：本题共3小题，每小题6分..."的大题说明文字，被 _is_exam_question 的"在每小题给出的四个选项中"模式匹配而误删</w:t>
+      </w:r>
+    </w:p>
+    <w:p>
+      <w:pPr>
+        <w:pStyle w:val="ListBullet"/>
+      </w:pPr>
+      <w:r>
+        <w:t>修复：新增 _clean_question_text() 函数，在过滤前先清理每题尾部附带的大题说明（[一二三四五六七八九十]+、选择题/填空题/解答题...）和答题要求说明（在每小题给出的四个选项中.../有多项符合题目要求...）</w:t>
+      </w:r>
+    </w:p>
+    <w:p>
+      <w:pPr>
+        <w:pStyle w:val="ListBullet"/>
+      </w:pPr>
+      <w:r>
+        <w:t>流程改为：切分 → 清理每题尾部大题说明 → 过滤非题目 → 得到题目列表</w:t>
+      </w:r>
+    </w:p>
+    <w:p>
+      <w:pPr>
+        <w:pStyle w:val="ListBullet"/>
+      </w:pPr>
+      <w:r>
+        <w:t>验证：2026.docx 原始20项 → 清理+过滤后正确识别19道真实题目，第8题概率题正确保留</w:t>
       </w:r>
     </w:p>
     <w:p>

--- a/开发历程记录.docx
+++ b/开发历程记录.docx
@@ -3234,6 +3234,142 @@
       </w:pPr>
       <w:r>
         <w:t>验证：2026.docx 原始20项 → 清理+过滤后正确识别19道真实题目，第8题概率题正确保留</w:t>
+      </w:r>
+    </w:p>
+    <w:p>
+      <w:r>
+        <w:t>――――――――――――――――――――</w:t>
+      </w:r>
+    </w:p>
+    <w:p>
+      <w:pPr>
+        <w:pStyle w:val="Heading3"/>
+      </w:pPr>
+      <w:r>
+        <w:t>重构PDF文本提取：PyMuPDF + 文本修复 + OCR兜底，统一全格式切分</w:t>
+      </w:r>
+    </w:p>
+    <w:p>
+      <w:pPr>
+        <w:pStyle w:val="ListBullet"/>
+      </w:pPr>
+      <w:r>
+        <w:t>问题：用户反馈PDF版切分不正确（仅17题，文本乱码），要求选用后续不会出问题的方案，并确保所有格式都能正确切分</w:t>
+      </w:r>
+    </w:p>
+    <w:p>
+      <w:pPr>
+        <w:pStyle w:val="ListBullet"/>
+      </w:pPr>
+      <w:r>
+        <w:t>根因：原方案使用 pdfplumber 按行提取文本，Word转PDF后的复杂排版（选项分栏、公式、题号分离）导致文本错乱：题号与内容分离、选项混入下一题、数学符号乱码</w:t>
+      </w:r>
+    </w:p>
+    <w:p>
+      <w:pPr>
+        <w:pStyle w:val="ListBullet"/>
+      </w:pPr>
+      <w:r>
+        <w:t>解决方案（三层保障）：</w:t>
+      </w:r>
+    </w:p>
+    <w:p>
+      <w:pPr>
+        <w:pStyle w:val="ListNumber"/>
+      </w:pPr>
+      <w:r>
+        <w:t xml:space="preserve">1. </w:t>
+      </w:r>
+      <w:r>
+        <w:rPr>
+          <w:b/>
+        </w:rPr>
+        <w:t>PyMuPDF提取</w:t>
+      </w:r>
+      <w:r>
+        <w:t>：替换 pdfplumber 为 PyMuPDF（pymupdf），其 get_text("text") 对排版还原更好</w:t>
+      </w:r>
+    </w:p>
+    <w:p>
+      <w:pPr>
+        <w:pStyle w:val="ListNumber"/>
+      </w:pPr>
+      <w:r>
+        <w:t xml:space="preserve">2. </w:t>
+      </w:r>
+      <w:r>
+        <w:rPr>
+          <w:b/>
+        </w:rPr>
+        <w:t>文本修复后处理</w:t>
+      </w:r>
+      <w:r>
+        <w:t>：新增 _repair_extracted_text() 函数，修复：</w:t>
+      </w:r>
+    </w:p>
+    <w:p>
+      <w:pPr>
+        <w:pStyle w:val="ListBullet"/>
+      </w:pPr>
+      <w:r>
+        <w:t>题号分离（行尾"1."与下一行内容合并）</w:t>
+      </w:r>
+    </w:p>
+    <w:p>
+      <w:pPr>
+        <w:pStyle w:val="ListBullet"/>
+      </w:pPr>
+      <w:r>
+        <w:t>断行修复（非结束标点且下一行不是新题/选项/大题时合并）</w:t>
+      </w:r>
+    </w:p>
+    <w:p>
+      <w:pPr>
+        <w:pStyle w:val="ListBullet"/>
+      </w:pPr>
+      <w:r>
+        <w:t>多余空白清理</w:t>
+      </w:r>
+    </w:p>
+    <w:p>
+      <w:pPr>
+        <w:pStyle w:val="ListNumber"/>
+      </w:pPr>
+      <w:r>
+        <w:t xml:space="preserve">3. </w:t>
+      </w:r>
+      <w:r>
+        <w:rPr>
+          <w:b/>
+        </w:rPr>
+        <w:t>OCR兜底</w:t>
+      </w:r>
+      <w:r>
+        <w:t>：提取文本&lt;100字符时（扫描版PDF），自动调用 PyMuPDF 内置 get_textpage_ocr 进行中英文OCR</w:t>
+      </w:r>
+    </w:p>
+    <w:p>
+      <w:pPr>
+        <w:pStyle w:val="ListBullet"/>
+      </w:pPr>
+      <w:r>
+        <w:t>全格式统一：DOCX/TXT/MD/PDF 全部经过 _repair_extracted_text() 修复后再进入切分+过滤流程</w:t>
+      </w:r>
+    </w:p>
+    <w:p>
+      <w:pPr>
+        <w:pStyle w:val="ListBullet"/>
+      </w:pPr>
+      <w:r>
+        <w:t>验证：同一份试卷 DOCX 和 PDF 均正确识别19道题，题目内容一致，PDF不再乱码</w:t>
+      </w:r>
+    </w:p>
+    <w:p>
+      <w:pPr>
+        <w:pStyle w:val="ListBullet"/>
+      </w:pPr>
+      <w:r>
+        <w:t>依赖：新增 PyMuPDF 1.28.2</w:t>
       </w:r>
     </w:p>
     <w:p>

--- a/开发历程记录.docx
+++ b/开发历程记录.docx
@@ -3370,6 +3370,91 @@
       </w:pPr>
       <w:r>
         <w:t>依赖：新增 PyMuPDF 1.28.2</w:t>
+      </w:r>
+    </w:p>
+    <w:p>
+      <w:r>
+        <w:t>――――――――――――――――――――</w:t>
+      </w:r>
+    </w:p>
+    <w:p>
+      <w:pPr>
+        <w:pStyle w:val="Heading3"/>
+      </w:pPr>
+      <w:r>
+        <w:t>新增功能5：文件转MD（DOCX/PDF/TXT → Markdown）</w:t>
+      </w:r>
+    </w:p>
+    <w:p>
+      <w:pPr>
+        <w:pStyle w:val="ListBullet"/>
+      </w:pPr>
+      <w:r>
+        <w:t>背景：用户需要将Word和PDF文件转为MD格式，要求简单便捷</w:t>
+      </w:r>
+    </w:p>
+    <w:p>
+      <w:pPr>
+        <w:pStyle w:val="ListBullet"/>
+      </w:pPr>
+      <w:r>
+        <w:t>实现：网页版新增「⑤ 文件转MD」标签页，上传文件一键转换并下载</w:t>
+      </w:r>
+    </w:p>
+    <w:p>
+      <w:pPr>
+        <w:pStyle w:val="ListBullet"/>
+      </w:pPr>
+      <w:r>
+        <w:t>转换引擎：</w:t>
+      </w:r>
+    </w:p>
+    <w:p>
+      <w:pPr>
+        <w:pStyle w:val="ListBullet"/>
+      </w:pPr>
+      <w:r>
+        <w:t>PDF → MD：pymupdf4llm（基于PyMuPDF，公式/表格/排版保留好，公式输出为LaTeX）</w:t>
+      </w:r>
+    </w:p>
+    <w:p>
+      <w:pPr>
+        <w:pStyle w:val="ListBullet"/>
+      </w:pPr>
+      <w:r>
+        <w:t>DOCX → MD：自研 _docx_to_md()，基于python-docx，保留标题层级/段落/表格结构</w:t>
+      </w:r>
+    </w:p>
+    <w:p>
+      <w:pPr>
+        <w:pStyle w:val="ListBullet"/>
+      </w:pPr>
+      <w:r>
+        <w:t>TXT/MD → MD：直接读取</w:t>
+      </w:r>
+    </w:p>
+    <w:p>
+      <w:pPr>
+        <w:pStyle w:val="ListBullet"/>
+      </w:pPr>
+      <w:r>
+        <w:t>输出：转换后的MD文件保存在 output_md/ 文件夹，网页端提供内容预览和文件下载</w:t>
+      </w:r>
+    </w:p>
+    <w:p>
+      <w:pPr>
+        <w:pStyle w:val="ListBullet"/>
+      </w:pPr>
+      <w:r>
+        <w:t>依赖：新增 pymupdf4llm 1.28.2</w:t>
+      </w:r>
+    </w:p>
+    <w:p>
+      <w:pPr>
+        <w:pStyle w:val="ListBullet"/>
+      </w:pPr>
+      <w:r>
+        <w:t>验证：2026.docx 转换成功，2807字符，试卷标题/大题说明/题号/选项结构完整保留</w:t>
       </w:r>
     </w:p>
     <w:p>

--- a/开发历程记录.docx
+++ b/开发历程记录.docx
@@ -3455,6 +3455,67 @@
       </w:pPr>
       <w:r>
         <w:t>验证：2026.docx 转换成功，2807字符，试卷标题/大题说明/题号/选项结构完整保留</w:t>
+      </w:r>
+    </w:p>
+    <w:p>
+      <w:r>
+        <w:t>――――――――――――――――――――</w:t>
+      </w:r>
+    </w:p>
+    <w:p>
+      <w:pPr>
+        <w:pStyle w:val="Heading3"/>
+      </w:pPr>
+      <w:r>
+        <w:t>【关键Bug修复】批量做题卡在第一题不动：run_question返回元组未解包</w:t>
+      </w:r>
+    </w:p>
+    <w:p>
+      <w:pPr>
+        <w:pStyle w:val="ListBullet"/>
+      </w:pPr>
+      <w:r>
+        <w:t>问题：用户多次反馈批量做题"不动了"，进度停在"正在解答第1题"，output文件夹无进度文件</w:t>
+      </w:r>
+    </w:p>
+    <w:p>
+      <w:pPr>
+        <w:pStyle w:val="ListBullet"/>
+      </w:pPr>
+      <w:r>
+        <w:t>根因：run_question() 返回元组 (答案字符串, 模型名)，但 batch_solve_file() 中直接把元组赋给 ans_text，随后调用 ans_text.startswith() 判断是否出错。元组没有 startswith 方法，抛出 AttributeError，且该异常在 try/except 块之外未被捕获，导致 worker 线程静默崩溃</w:t>
+      </w:r>
+    </w:p>
+    <w:p>
+      <w:pPr>
+        <w:pStyle w:val="ListBullet"/>
+      </w:pPr>
+      <w:r>
+        <w:t>崩溃后：主线程的 done 事件永远不触发，Gradio 生成器无限轮询，UI 表现为"卡住不动"</w:t>
+      </w:r>
+    </w:p>
+    <w:p>
+      <w:pPr>
+        <w:pStyle w:val="ListBullet"/>
+      </w:pPr>
+      <w:r>
+        <w:t>修复：两处调用均解包元组——第一遍做题 ans_text, _model_used = run_question(...)；第二遍重做 retry_ans, _retry_model = run_question(...)</w:t>
+      </w:r>
+    </w:p>
+    <w:p>
+      <w:pPr>
+        <w:pStyle w:val="ListBullet"/>
+      </w:pPr>
+      <w:r>
+        <w:t>验证：直接测试前2题均正常完成（第1题7.8秒，第2题10.8秒），答案正确，不再崩溃</w:t>
+      </w:r>
+    </w:p>
+    <w:p>
+      <w:pPr>
+        <w:pStyle w:val="ListBullet"/>
+      </w:pPr>
+      <w:r>
+        <w:t>影响范围：功能③批量做题，此bug导致所有批量做题任务全部卡在第一题，是长期存在的严重问题</w:t>
       </w:r>
     </w:p>
     <w:p>

--- a/开发历程记录.docx
+++ b/开发历程记录.docx
@@ -3516,6 +3516,67 @@
       </w:pPr>
       <w:r>
         <w:t>影响范围：功能③批量做题，此bug导致所有批量做题任务全部卡在第一题，是长期存在的严重问题</w:t>
+      </w:r>
+    </w:p>
+    <w:p>
+      <w:r>
+        <w:t>――――――――――――――――――――</w:t>
+      </w:r>
+    </w:p>
+    <w:p>
+      <w:pPr>
+        <w:pStyle w:val="Heading3"/>
+      </w:pPr>
+      <w:r>
+        <w:t>检查功能1/4 Bug：修复功能2/4中残留的pdfplumber引用</w:t>
+      </w:r>
+    </w:p>
+    <w:p>
+      <w:pPr>
+        <w:pStyle w:val="ListBullet"/>
+      </w:pPr>
+      <w:r>
+        <w:t>背景：用户询问功能1和功能4在新代码更新后是否产生bug</w:t>
+      </w:r>
+    </w:p>
+    <w:p>
+      <w:pPr>
+        <w:pStyle w:val="ListBullet"/>
+      </w:pPr>
+      <w:r>
+        <w:t>功能1（单题交互）：检查确认无bug。solve_one()第84行已正确解包元组 ans, model_used = run_question(...)</w:t>
+      </w:r>
+    </w:p>
+    <w:p>
+      <w:pPr>
+        <w:pStyle w:val="ListBullet"/>
+      </w:pPr>
+      <w:r>
+        <w:t>功能4（真题教研）：发现bug！read_pdf() 仍在使用 pdfplumber.open()，但 import pdfplumber 已被替换为 import pymupdf，导致功能4处理PDF时抛出 NameError。已修复为 PyMuPDF 的 fitz.open() + page.get_text("text")</w:t>
+      </w:r>
+    </w:p>
+    <w:p>
+      <w:pPr>
+        <w:pStyle w:val="ListBullet"/>
+      </w:pPr>
+      <w:r>
+        <w:t>功能2（知识库）：连带发现同样的bug！read_knowledge_file() 也在用 pdfplumber.open()，已修复为 PyMuPDF</w:t>
+      </w:r>
+    </w:p>
+    <w:p>
+      <w:pPr>
+        <w:pStyle w:val="ListBullet"/>
+      </w:pPr>
+      <w:r>
+        <w:t>修复原则：功能2/4的PDF提取不套用 _repair_extracted_text（因为功能4按 \n{3,} 分段，文本修复会把3换行压缩为2个导致分段失效），只做 pdfplumber → PyMuPDF 的基础替换</w:t>
+      </w:r>
+    </w:p>
+    <w:p>
+      <w:pPr>
+        <w:pStyle w:val="ListBullet"/>
+      </w:pPr>
+      <w:r>
+        <w:t>验证：全项目搜索确认无任何 pdfplumber 残留，语法检查通过</w:t>
       </w:r>
     </w:p>
     <w:p>

--- a/开发历程记录.docx
+++ b/开发历程记录.docx
@@ -3577,6 +3577,91 @@
       </w:pPr>
       <w:r>
         <w:t>验证：全项目搜索确认无任何 pdfplumber 残留，语法检查通过</w:t>
+      </w:r>
+    </w:p>
+    <w:p>
+      <w:r>
+        <w:t>――――――――――――――――――――</w:t>
+      </w:r>
+    </w:p>
+    <w:p>
+      <w:pPr>
+        <w:pStyle w:val="Heading3"/>
+      </w:pPr>
+      <w:r>
+        <w:t>提升解题准确率：强制计算器调用 + 立体几何专项指导 + 强化复核验算</w:t>
+      </w:r>
+    </w:p>
+    <w:p>
+      <w:pPr>
+        <w:pStyle w:val="ListBullet"/>
+      </w:pPr>
+      <w:r>
+        <w:t>背景：用户使用功能3批量做题时发现立体几何题目计算错误，询问原因和是否有其他问题</w:t>
+      </w:r>
+    </w:p>
+    <w:p>
+      <w:pPr>
+        <w:pStyle w:val="ListBullet"/>
+      </w:pPr>
+      <w:r>
+        <w:t>根因分析：</w:t>
+      </w:r>
+    </w:p>
+    <w:p>
+      <w:pPr>
+        <w:pStyle w:val="ListNumber"/>
+      </w:pPr>
+      <w:r>
+        <w:t>1. 计算器工具是"可调用"（可选），模型可能偷懒心算导致算术错误</w:t>
+      </w:r>
+    </w:p>
+    <w:p>
+      <w:pPr>
+        <w:pStyle w:val="ListNumber"/>
+      </w:pPr>
+      <w:r>
+        <w:t>2. 复核环节(checker_agent)用纯模型调用，没有计算器工具，无法有效验算</w:t>
+      </w:r>
+    </w:p>
+    <w:p>
+      <w:pPr>
+        <w:pStyle w:val="ListNumber"/>
+      </w:pPr>
+      <w:r>
+        <w:t>3. 解题和复核用同一模型，系统性错误会被复核重复</w:t>
+      </w:r>
+    </w:p>
+    <w:p>
+      <w:pPr>
+        <w:pStyle w:val="ListBullet"/>
+      </w:pPr>
+      <w:r>
+        <w:t>改进1（强制计算器）：规则1从"可调用"改为"必须调用"，所有数值计算（求导、解方程、向量点乘/叉乘/模长、距离、角度、面积、体积、概率等）必须先调用sympy计算器，禁止心算给出数值结果；给出向量运算表达式示例</w:t>
+      </w:r>
+    </w:p>
+    <w:p>
+      <w:pPr>
+        <w:pStyle w:val="ListBullet"/>
+      </w:pPr>
+      <w:r>
+        <w:t>改进2（立体几何专项）：新增规则9，立体几何题必须建空间直角坐标系，用向量法求解；明确线面角、二面角、点面距离、体积的计算公式和方法；所有向量运算和最终数值必须调用计算器</w:t>
+      </w:r>
+    </w:p>
+    <w:p>
+      <w:pPr>
+        <w:pStyle w:val="ListBullet"/>
+      </w:pPr>
+      <w:r>
+        <w:t>改进3（强化复核）：复核环节新增"验算要求"，对所有关键数值计算必须独立重新演算，立体几何题必须重新验证坐标系、坐标、法向量和最终结果</w:t>
+      </w:r>
+    </w:p>
+    <w:p>
+      <w:pPr>
+        <w:pStyle w:val="ListBullet"/>
+      </w:pPr>
+      <w:r>
+        <w:t>注意：计算器工具(sympy_math_calc)原生支持向量运算（Matrix.cross/dot/norm），可满足立体几何计算需求</w:t>
       </w:r>
     </w:p>
     <w:p>

--- a/开发历程记录.docx
+++ b/开发历程记录.docx
@@ -3667,6 +3667,411 @@
     <w:p>
       <w:r>
         <w:t>――――――――――――――――――――</w:t>
+      </w:r>
+    </w:p>
+    <w:p>
+      <w:r>
+        <w:t>――――――――――――――――――――</w:t>
+      </w:r>
+    </w:p>
+    <w:p>
+      <w:pPr>
+        <w:pStyle w:val="Heading2"/>
+      </w:pPr>
+      <w:r>
+        <w:t>六、精细化内容生成功能（功能⑥）+ 多轮质量修复</w:t>
+      </w:r>
+    </w:p>
+    <w:p>
+      <w:pPr>
+        <w:pStyle w:val="Heading3"/>
+      </w:pPr>
+      <w:r>
+        <w:t>背景</w:t>
+      </w:r>
+    </w:p>
+    <w:p>
+      <w:pPr>
+        <w:pStyle w:val="ListBullet"/>
+      </w:pPr>
+      <w:r>
+        <w:t>用户上传《高中数学高一到高三基础知识_解题方法_重难点突破全体系_V1.docx》总纲文档（15篇/44专题/附录含12项统一模板），希望按该模板把专题做成</w:t>
+      </w:r>
+      <w:r>
+        <w:rPr>
+          <w:b/>
+        </w:rPr>
+        <w:t>精细化精讲内容</w:t>
+      </w:r>
+      <w:r>
+        <w:t>，且模板设计成</w:t>
+      </w:r>
+      <w:r>
+        <w:rPr>
+          <w:b/>
+        </w:rPr>
+        <w:t>学科无关</w:t>
+      </w:r>
+      <w:r>
+        <w:t>可复用到物理/化学等学科，并在</w:t>
+      </w:r>
+      <w:r>
+        <w:rPr>
+          <w:b/>
+        </w:rPr>
+        <w:t>网页版体现为可操作功能</w:t>
+      </w:r>
+      <w:r>
+        <w:t>。</w:t>
+      </w:r>
+    </w:p>
+    <w:p>
+      <w:pPr>
+        <w:pStyle w:val="ListBullet"/>
+      </w:pPr>
+      <w:r>
+        <w:t>用户先确认示范稿「函数单调性_v2」（15道例题：A级2、B级5、C级4、D级4道高考题型并附高考考法点评）模板合适，再进入实现。</w:t>
+      </w:r>
+    </w:p>
+    <w:p>
+      <w:pPr>
+        <w:pStyle w:val="Heading3"/>
+      </w:pPr>
+      <w:r>
+        <w:t>新增能力（math_agent_all.py）</w:t>
+      </w:r>
+    </w:p>
+    <w:p>
+      <w:pPr>
+        <w:pStyle w:val="ListBullet"/>
+      </w:pPr>
+      <w:r>
+        <w:t xml:space="preserve">新增 </w:t>
+      </w:r>
+      <w:r>
+        <w:rPr>
+          <w:rFonts w:ascii="Consolas" w:hAnsi="Consolas"/>
+          <w:sz w:val="20"/>
+        </w:rPr>
+        <w:t>FINE_TOPICS</w:t>
+      </w:r>
+      <w:r>
+        <w:t>：数学9篇44专题（从源文档完整提取）+ 物理4篇29专题 + 化学4篇28专题</w:t>
+      </w:r>
+    </w:p>
+    <w:p>
+      <w:pPr>
+        <w:pStyle w:val="ListBullet"/>
+      </w:pPr>
+      <w:r>
+        <w:t xml:space="preserve">新增 </w:t>
+      </w:r>
+      <w:r>
+        <w:rPr>
+          <w:rFonts w:ascii="Consolas" w:hAnsi="Consolas"/>
+          <w:sz w:val="20"/>
+        </w:rPr>
+        <w:t>FINE_TEMPLATE_SECTIONS</w:t>
+      </w:r>
+      <w:r>
+        <w:t>：12项学科通用模板（核心概念/必背公式/基本性质/ABCD四级题型/题型识别/标准方法/易错点/重难点/真题映射与跨学科迁移）</w:t>
+      </w:r>
+    </w:p>
+    <w:p>
+      <w:pPr>
+        <w:pStyle w:val="ListBullet"/>
+      </w:pPr>
+      <w:r>
+        <w:t xml:space="preserve">新增 </w:t>
+      </w:r>
+      <w:r>
+        <w:rPr>
+          <w:rFonts w:ascii="Consolas" w:hAnsi="Consolas"/>
+          <w:sz w:val="20"/>
+        </w:rPr>
+        <w:t>FINE_PROMPT_TEMPLATE</w:t>
+      </w:r>
+      <w:r>
+        <w:t>：系统提示词（学科无关，含 Unicode 数学符号书写规则、中档题具体详细、拔高题以高考真题为主）</w:t>
+      </w:r>
+    </w:p>
+    <w:p>
+      <w:pPr>
+        <w:pStyle w:val="ListBullet"/>
+      </w:pPr>
+      <w:r>
+        <w:t xml:space="preserve">新增 </w:t>
+      </w:r>
+      <w:r>
+        <w:rPr>
+          <w:rFonts w:ascii="Consolas" w:hAnsi="Consolas"/>
+          <w:sz w:val="20"/>
+        </w:rPr>
+        <w:t>generate_fine_content()</w:t>
+      </w:r>
+      <w:r>
+        <w:t>：LLM 生成单专题精讲文本（支持分段生成，突破单次输出长度限制）</w:t>
+      </w:r>
+    </w:p>
+    <w:p>
+      <w:pPr>
+        <w:pStyle w:val="ListBullet"/>
+      </w:pPr>
+      <w:r>
+        <w:t xml:space="preserve">新增 </w:t>
+      </w:r>
+      <w:r>
+        <w:rPr>
+          <w:rFonts w:ascii="Consolas" w:hAnsi="Consolas"/>
+          <w:sz w:val="20"/>
+        </w:rPr>
+        <w:t>_latex_to_unicode()</w:t>
+      </w:r>
+      <w:r>
+        <w:t>：把 LaTeX/Markdown 数学标记自动转换为可读 Unicode 数学符号（\frac→斜杠分数、\geq→≥、\sqrt→√、\cdot→·、a_1→a₁、\overline{z}→z̄ 等）</w:t>
+      </w:r>
+    </w:p>
+    <w:p>
+      <w:pPr>
+        <w:pStyle w:val="ListBullet"/>
+      </w:pPr>
+      <w:r>
+        <w:t xml:space="preserve">新增 </w:t>
+      </w:r>
+      <w:r>
+        <w:rPr>
+          <w:rFonts w:ascii="Consolas" w:hAnsi="Consolas"/>
+          <w:sz w:val="20"/>
+        </w:rPr>
+        <w:t>_fine_md_to_docx()</w:t>
+      </w:r>
+      <w:r>
+        <w:t>：Markdown 文本转 Word（自动清理 ###、** 等 Markdown 符号，识别板块标题为黑体、子标题加粗）</w:t>
+      </w:r>
+    </w:p>
+    <w:p>
+      <w:pPr>
+        <w:pStyle w:val="ListBullet"/>
+      </w:pPr>
+      <w:r>
+        <w:t xml:space="preserve">新增 </w:t>
+      </w:r>
+      <w:r>
+        <w:rPr>
+          <w:rFonts w:ascii="Consolas" w:hAnsi="Consolas"/>
+          <w:sz w:val="20"/>
+        </w:rPr>
+        <w:t>fine_generate_and_save()</w:t>
+      </w:r>
+      <w:r>
+        <w:t xml:space="preserve">：一键生成并保存到 </w:t>
+      </w:r>
+      <w:r>
+        <w:rPr>
+          <w:rFonts w:ascii="Consolas" w:hAnsi="Consolas"/>
+          <w:sz w:val="20"/>
+        </w:rPr>
+        <w:t>output_research/精细化内容/</w:t>
+      </w:r>
+    </w:p>
+    <w:p>
+      <w:pPr>
+        <w:pStyle w:val="Heading3"/>
+      </w:pPr>
+      <w:r>
+        <w:t>网页版集成（math_agent_web.py）</w:t>
+      </w:r>
+    </w:p>
+    <w:p>
+      <w:pPr>
+        <w:pStyle w:val="ListBullet"/>
+      </w:pPr>
+      <w:r>
+        <w:t>新增「⑥ 精细化内容生成」标签页：学科 → 篇章 → 专题 三级联动下拉 + 模型下拉 + 生成按钮 + 实时日志 + Word 下载</w:t>
+      </w:r>
+    </w:p>
+    <w:p>
+      <w:pPr>
+        <w:pStyle w:val="Heading3"/>
+      </w:pPr>
+      <w:r>
+        <w:t>用户试用反馈与修复（3个问题）</w:t>
+      </w:r>
+    </w:p>
+    <w:p>
+      <w:pPr>
+        <w:pStyle w:val="ListNumber"/>
+      </w:pPr>
+      <w:r>
+        <w:t xml:space="preserve">1. </w:t>
+      </w:r>
+      <w:r>
+        <w:rPr>
+          <w:b/>
+        </w:rPr>
+        <w:t>数学符号格式不对</w:t>
+      </w:r>
+      <w:r>
+        <w:t>：模型输出 LaTeX 代码（\frac、\sqrt、\geq），Word 直接显示乱码</w:t>
+      </w:r>
+    </w:p>
+    <w:p>
+      <w:pPr>
+        <w:pStyle w:val="ListBullet"/>
+      </w:pPr>
+      <w:r>
+        <w:t xml:space="preserve">修复：新增 </w:t>
+      </w:r>
+      <w:r>
+        <w:rPr>
+          <w:rFonts w:ascii="Consolas" w:hAnsi="Consolas"/>
+          <w:sz w:val="20"/>
+        </w:rPr>
+        <w:t>_latex_to_unicode()</w:t>
+      </w:r>
+      <w:r>
+        <w:t xml:space="preserve"> 转换器，自动转成 ≥、√、²、·、z̄、a₁ 等 Unicode 符号；同时 Prompt 明确要求模型直接用 Unicode 符号，双保险</w:t>
+      </w:r>
+    </w:p>
+    <w:p>
+      <w:pPr>
+        <w:pStyle w:val="ListNumber"/>
+      </w:pPr>
+      <w:r>
+        <w:t xml:space="preserve">2. </w:t>
+      </w:r>
+      <w:r>
+        <w:rPr>
+          <w:b/>
+        </w:rPr>
+        <w:t>题目数量和内容过少</w:t>
+      </w:r>
+      <w:r>
+        <w:t>：一次生成只有 8 题、3000 字左右</w:t>
+      </w:r>
+    </w:p>
+    <w:p>
+      <w:pPr>
+        <w:pStyle w:val="ListBullet"/>
+      </w:pPr>
+      <w:r>
+        <w:t>根因1：模板题目数量要求太保守（B/C/D 级各 2~4 题）</w:t>
+      </w:r>
+    </w:p>
+    <w:p>
+      <w:pPr>
+        <w:pStyle w:val="ListBullet"/>
+      </w:pPr>
+      <w:r>
+        <w:t>根因2：模型单次输出被截断（DeepSeek-V3 单次约 4000 token）</w:t>
+      </w:r>
+    </w:p>
+    <w:p>
+      <w:pPr>
+        <w:pStyle w:val="ListBullet"/>
+      </w:pPr>
+      <w:r>
+        <w:t>修复：模板提升为 B级4~5题、C级3~4题、D级3~4题；</w:t>
+      </w:r>
+      <w:r>
+        <w:rPr>
+          <w:b/>
+        </w:rPr>
+        <w:t>改为分段生成</w:t>
+      </w:r>
+      <w:r>
+        <w:t>（12板块分3批生成再拼接），突破单次长度限制</w:t>
+      </w:r>
+    </w:p>
+    <w:p>
+      <w:pPr>
+        <w:pStyle w:val="ListNumber"/>
+      </w:pPr>
+      <w:r>
+        <w:t xml:space="preserve">3. </w:t>
+      </w:r>
+      <w:r>
+        <w:rPr>
+          <w:b/>
+        </w:rPr>
+        <w:t>典型结论与方法缺失</w:t>
+      </w:r>
+      <w:r>
+        <w:t>：基本不等式应有的"1的代换、凑定值、等号条件、不等式链"等未系统出现</w:t>
+      </w:r>
+    </w:p>
+    <w:p>
+      <w:pPr>
+        <w:pStyle w:val="ListBullet"/>
+      </w:pPr>
+      <w:r>
+        <w:t>修复：Prompt 强制要求必背公式板块补充常见变形与秒杀结论，重难点写清核心方法</w:t>
+      </w:r>
+    </w:p>
+    <w:p>
+      <w:pPr>
+        <w:pStyle w:val="ListBullet"/>
+      </w:pPr>
+      <w:r>
+        <w:t>修复后效果：基本不等式 6724 字、15 道例题，覆盖 1 的代换/配凑定值/常数代换/齐次化/不等式链/糖水不等式/柯西不等式提示，D级含 2022全国甲卷/2021浙江卷/2020江苏卷 真题</w:t>
+      </w:r>
+    </w:p>
+    <w:p>
+      <w:pPr>
+        <w:pStyle w:val="Heading3"/>
+      </w:pPr>
+      <w:r>
+        <w:t>网页版启动脚本优化</w:t>
+      </w:r>
+    </w:p>
+    <w:p>
+      <w:pPr>
+        <w:pStyle w:val="ListBullet"/>
+      </w:pPr>
+      <w:r>
+        <w:t xml:space="preserve">修复桌面「启动网页版_稳定版.bat」残留窗口问题：去掉 </w:t>
+      </w:r>
+      <w:r>
+        <w:rPr>
+          <w:rFonts w:ascii="Consolas" w:hAnsi="Consolas"/>
+          <w:sz w:val="20"/>
+        </w:rPr>
+        <w:t>pause</w:t>
+      </w:r>
+      <w:r>
+        <w:t>（之前每次双击堆积 cmd 窗口，最多堆 6 个），启动完成后窗口自动关闭</w:t>
+      </w:r>
+    </w:p>
+    <w:p>
+      <w:pPr>
+        <w:pStyle w:val="Heading3"/>
+      </w:pPr>
+      <w:r>
+        <w:t>验证</w:t>
+      </w:r>
+    </w:p>
+    <w:p>
+      <w:pPr>
+        <w:pStyle w:val="ListBullet"/>
+      </w:pPr>
+      <w:r>
+        <w:t>冒烟测试：生成「21. 复数」成功（2992字符，12板块齐全）</w:t>
+      </w:r>
+    </w:p>
+    <w:p>
+      <w:pPr>
+        <w:pStyle w:val="ListBullet"/>
+      </w:pPr>
+      <w:r>
+        <w:t>完整测试：生成「5. 基本不等式」6724 字、15 例题、261 段落、12 板块完整</w:t>
+      </w:r>
+    </w:p>
+    <w:p>
+      <w:pPr>
+        <w:pStyle w:val="ListBullet"/>
+      </w:pPr>
+      <w:r>
+        <w:t>网页版功能⑥ UI 实测：标签页正常显示，学科/篇章/专题联动逻辑验证正确</w:t>
       </w:r>
     </w:p>
     <w:sectPr>

--- a/开发历程记录.docx
+++ b/开发历程记录.docx
@@ -4072,6 +4072,213 @@
       </w:pPr>
       <w:r>
         <w:t>网页版功能⑥ UI 实测：标签页正常显示，学科/篇章/专题联动逻辑验证正确</w:t>
+      </w:r>
+    </w:p>
+    <w:p>
+      <w:r>
+        <w:t>――――――――――――――――――――</w:t>
+      </w:r>
+    </w:p>
+    <w:p>
+      <w:pPr>
+        <w:pStyle w:val="Heading2"/>
+      </w:pPr>
+      <w:r>
+        <w:t>七、跨学科测试（物理/化学）+ 去 AI 味优化</w:t>
+      </w:r>
+    </w:p>
+    <w:p>
+      <w:pPr>
+        <w:pStyle w:val="Heading3"/>
+      </w:pPr>
+      <w:r>
+        <w:t>跨学科测试结果</w:t>
+      </w:r>
+    </w:p>
+    <w:p>
+      <w:pPr>
+        <w:pStyle w:val="ListBullet"/>
+      </w:pPr>
+      <w:r>
+        <w:rPr>
+          <w:b/>
+        </w:rPr>
+        <w:t>化学「氧化还原反应」</w:t>
+      </w:r>
+      <w:r>
+        <w:t>：生成成功，12板块完整，化学式（Fe₃O₄、MnO₄⁻）、离子、配平、高考真题全部正确</w:t>
+      </w:r>
+    </w:p>
+    <w:p>
+      <w:pPr>
+        <w:pStyle w:val="ListBullet"/>
+      </w:pPr>
+      <w:r>
+        <w:rPr>
+          <w:b/>
+        </w:rPr>
+        <w:t>物理「电磁感应」</w:t>
+      </w:r>
+      <w:r>
+        <w:t>：生成成功，12板块完整，公式（E=Blv、Φ=BScosθ）、单位（Wb、V、Ω）、高考真题正确</w:t>
+      </w:r>
+    </w:p>
+    <w:p>
+      <w:pPr>
+        <w:pStyle w:val="ListBullet"/>
+      </w:pPr>
+      <w:r>
+        <w:rPr>
+          <w:b/>
+        </w:rPr>
+        <w:t>发现分段生成 bug</w:t>
+      </w:r>
+      <w:r>
+        <w:t>：续写批次会重复输出已生成板块（板块5-12重复两次）</w:t>
+      </w:r>
+    </w:p>
+    <w:p>
+      <w:pPr>
+        <w:pStyle w:val="ListBullet"/>
+      </w:pPr>
+      <w:r>
+        <w:t>修复：</w:t>
+      </w:r>
+      <w:r>
+        <w:rPr>
+          <w:rFonts w:ascii="Consolas" w:hAnsi="Consolas"/>
+          <w:sz w:val="20"/>
+        </w:rPr>
+        <w:t>generate_fine_content</w:t>
+      </w:r>
+      <w:r>
+        <w:t xml:space="preserve"> 拼接时按板块编号去重，每个板块只保留首次出现</w:t>
+      </w:r>
+    </w:p>
+    <w:p>
+      <w:pPr>
+        <w:pStyle w:val="ListBullet"/>
+      </w:pPr>
+      <w:r>
+        <w:t>验证：去重后 12 板块各 1 次，无重复</w:t>
+      </w:r>
+    </w:p>
+    <w:p>
+      <w:pPr>
+        <w:pStyle w:val="ListBullet"/>
+      </w:pPr>
+      <w:r>
+        <w:rPr>
+          <w:b/>
+        </w:rPr>
+        <w:t>发现生成长度不稳定</w:t>
+      </w:r>
+      <w:r>
+        <w:t>：数学 6724 字、化学 3778 字、物理 2551 字</w:t>
+      </w:r>
+    </w:p>
+    <w:p>
+      <w:pPr>
+        <w:pStyle w:val="ListBullet"/>
+      </w:pPr>
+      <w:r>
+        <w:t>原因：DeepSeek 对数学输出更详尽，物理/化学偏简略，且每次随机</w:t>
+      </w:r>
+    </w:p>
+    <w:p>
+      <w:pPr>
+        <w:pStyle w:val="Heading3"/>
+      </w:pPr>
+      <w:r>
+        <w:t>去 AI 味优化（固化到生成 Prompt）</w:t>
+      </w:r>
+    </w:p>
+    <w:p>
+      <w:pPr>
+        <w:pStyle w:val="ListBullet"/>
+      </w:pPr>
+      <w:r>
+        <w:t>参考 Human Signal 方法论，在 FINE_PROMPT_TEMPLATE 和 FINE_CONTINUE_RULES 注入 9 条规则：</w:t>
+      </w:r>
+    </w:p>
+    <w:p>
+      <w:pPr>
+        <w:pStyle w:val="ListBullet"/>
+      </w:pPr>
+      <w:r>
+        <w:t>禁用套话连接词（首先/其次/此外/综上所述）</w:t>
+      </w:r>
+    </w:p>
+    <w:p>
+      <w:pPr>
+        <w:pStyle w:val="ListBullet"/>
+      </w:pPr>
+      <w:r>
+        <w:t>禁用强行洞察句（不是A而是B/不仅是X更是Y）</w:t>
+      </w:r>
+    </w:p>
+    <w:p>
+      <w:pPr>
+        <w:pStyle w:val="ListBullet"/>
+      </w:pPr>
+      <w:r>
+        <w:t>禁用空泛形容词堆砌、结尾强行升华</w:t>
+      </w:r>
+    </w:p>
+    <w:p>
+      <w:pPr>
+        <w:pStyle w:val="ListBullet"/>
+      </w:pPr>
+      <w:r>
+        <w:t>打破机械四段式结构</w:t>
+      </w:r>
+    </w:p>
+    <w:p>
+      <w:pPr>
+        <w:pStyle w:val="ListBullet"/>
+      </w:pPr>
+      <w:r>
+        <w:t>用老师讲课口吻：直接、明确、有主次</w:t>
+      </w:r>
+    </w:p>
+    <w:p>
+      <w:pPr>
+        <w:pStyle w:val="ListBullet"/>
+      </w:pPr>
+      <w:r>
+        <w:t>例题先说"为什么这样想"（看到什么条件→想到什么方法）</w:t>
+      </w:r>
+    </w:p>
+    <w:p>
+      <w:pPr>
+        <w:pStyle w:val="ListBullet"/>
+      </w:pPr>
+      <w:r>
+        <w:t>允许自然教学用语（注意/这里容易错/考试时）</w:t>
+      </w:r>
+    </w:p>
+    <w:p>
+      <w:pPr>
+        <w:pStyle w:val="ListBullet"/>
+      </w:pPr>
+      <w:r>
+        <w:t>去 AI 味绝不牺牲公式定理与步骤准确性</w:t>
+      </w:r>
+    </w:p>
+    <w:p>
+      <w:pPr>
+        <w:pStyle w:val="ListBullet"/>
+      </w:pPr>
+      <w:r>
+        <w:t>实测（物理·电磁感应）：AI 味检测 4 类全部无残留，讲解口吻明显更像老师（"楞次定律是'阻碍'不是'阻止'"、"典型缺条件陷阱"）</w:t>
+      </w:r>
+    </w:p>
+    <w:p>
+      <w:pPr>
+        <w:pStyle w:val="ListBullet"/>
+      </w:pPr>
+      <w:r>
+        <w:t>原则：只改"怎么说"不改"说什么"，专业准确不受影响</w:t>
       </w:r>
     </w:p>
     <w:sectPr>

--- a/开发历程记录.docx
+++ b/开发历程记录.docx
@@ -4279,6 +4279,193 @@
       </w:pPr>
       <w:r>
         <w:t>原则：只改"怎么说"不改"说什么"，专业准确不受影响</w:t>
+      </w:r>
+    </w:p>
+    <w:p>
+      <w:r>
+        <w:t>――――――――――――――――――――</w:t>
+      </w:r>
+    </w:p>
+    <w:p>
+      <w:pPr>
+        <w:pStyle w:val="Heading2"/>
+      </w:pPr>
+      <w:r>
+        <w:t>八、系统性优化（按优先级）</w:t>
+      </w:r>
+    </w:p>
+    <w:p>
+      <w:pPr>
+        <w:pStyle w:val="Heading3"/>
+      </w:pPr>
+      <w:r>
+        <w:t>高优先级</w:t>
+      </w:r>
+    </w:p>
+    <w:p>
+      <w:pPr>
+        <w:pStyle w:val="ListNumber"/>
+      </w:pPr>
+      <w:r>
+        <w:t xml:space="preserve">1. </w:t>
+      </w:r>
+      <w:r>
+        <w:rPr>
+          <w:b/>
+        </w:rPr>
+        <w:t>生成长度不稳定修复（物理/化学内容偏少）</w:t>
+      </w:r>
+    </w:p>
+    <w:p>
+      <w:pPr>
+        <w:pStyle w:val="ListBullet"/>
+      </w:pPr>
+      <w:r>
+        <w:t>续写规则 FINE_CONTINUE_RULES 加"每批4板块至少1500字"硬性要求</w:t>
+      </w:r>
+    </w:p>
+    <w:p>
+      <w:pPr>
+        <w:pStyle w:val="ListBullet"/>
+      </w:pPr>
+      <w:r>
+        <w:t>generate_fine_content 批次生成加最低字数检查（每批&lt;800字自动重试一次，重试时追加"输出太简略"提示）</w:t>
+      </w:r>
+    </w:p>
+    <w:p>
+      <w:pPr>
+        <w:pStyle w:val="ListNumber"/>
+      </w:pPr>
+      <w:r>
+        <w:t xml:space="preserve">2. </w:t>
+      </w:r>
+      <w:r>
+        <w:rPr>
+          <w:b/>
+        </w:rPr>
+        <w:t>教研容错加固</w:t>
+      </w:r>
+    </w:p>
+    <w:p>
+      <w:pPr>
+        <w:pStyle w:val="ListBullet"/>
+      </w:pPr>
+      <w:r>
+        <w:t>research_workflow 提取题目的 research_llm.invoke 原来在 try 外，单段失败会中断整个 1~4 小时教研</w:t>
+      </w:r>
+    </w:p>
+    <w:p>
+      <w:pPr>
+        <w:pStyle w:val="ListBullet"/>
+      </w:pPr>
+      <w:r>
+        <w:t>修复：包上 try/except，失败记录并跳过该段继续</w:t>
+      </w:r>
+    </w:p>
+    <w:p>
+      <w:pPr>
+        <w:pStyle w:val="Heading3"/>
+      </w:pPr>
+      <w:r>
+        <w:t>中优先级</w:t>
+      </w:r>
+    </w:p>
+    <w:p>
+      <w:pPr>
+        <w:pStyle w:val="ListNumber"/>
+      </w:pPr>
+      <w:r>
+        <w:t xml:space="preserve">3. </w:t>
+      </w:r>
+      <w:r>
+        <w:rPr>
+          <w:b/>
+        </w:rPr>
+        <w:t>网页版异常提示友好化</w:t>
+      </w:r>
+    </w:p>
+    <w:p>
+      <w:pPr>
+        <w:pStyle w:val="ListBullet"/>
+      </w:pPr>
+      <w:r>
+        <w:t>solve_one 加 try/except，按错误类型分类：API密钥/余额不足、网络超时、Ollama未启动、其他，给出可操作提示</w:t>
+      </w:r>
+    </w:p>
+    <w:p>
+      <w:pPr>
+        <w:pStyle w:val="ListNumber"/>
+      </w:pPr>
+      <w:r>
+        <w:t xml:space="preserve">4. </w:t>
+      </w:r>
+      <w:r>
+        <w:rPr>
+          <w:b/>
+        </w:rPr>
+        <w:t>批量做题进度体验</w:t>
+      </w:r>
+    </w:p>
+    <w:p>
+      <w:pPr>
+        <w:pStyle w:val="ListBullet"/>
+      </w:pPr>
+      <w:r>
+        <w:t>修复 run_batch 重复 time.sleep(1.0)+time.sleep(1.5)（多休眠拖慢刷新）</w:t>
+      </w:r>
+    </w:p>
+    <w:p>
+      <w:pPr>
+        <w:pStyle w:val="ListBullet"/>
+      </w:pPr>
+      <w:r>
+        <w:t>加已运行时长 + 总耗时显示</w:t>
+      </w:r>
+    </w:p>
+    <w:p>
+      <w:pPr>
+        <w:pStyle w:val="ListNumber"/>
+      </w:pPr>
+      <w:r>
+        <w:t xml:space="preserve">5. </w:t>
+      </w:r>
+      <w:r>
+        <w:rPr>
+          <w:b/>
+        </w:rPr>
+        <w:t>成本透明</w:t>
+      </w:r>
+    </w:p>
+    <w:p>
+      <w:pPr>
+        <w:pStyle w:val="ListBullet"/>
+      </w:pPr>
+      <w:r>
+        <w:t>功能⑥生成完成自动附带累计用量（API解题次数+预估费用）</w:t>
+      </w:r>
+    </w:p>
+    <w:p>
+      <w:pPr>
+        <w:pStyle w:val="Heading3"/>
+      </w:pPr>
+      <w:r>
+        <w:t>说明</w:t>
+      </w:r>
+    </w:p>
+    <w:p>
+      <w:pPr>
+        <w:pStyle w:val="ListBullet"/>
+      </w:pPr>
+      <w:r>
+        <w:t>文件整理：启动脚本各有用途均保留；备份文件受 .gitignore 保护不上传</w:t>
+      </w:r>
+    </w:p>
+    <w:p>
+      <w:pPr>
+        <w:pStyle w:val="ListBullet"/>
+      </w:pPr>
+      <w:r>
+        <w:t>验证：两个文件语法通过、HTTP 层 6 标签完整、run_fine/solve_one/run_batch 单元测试通过</w:t>
       </w:r>
     </w:p>
     <w:sectPr>

--- a/开发历程记录.docx
+++ b/开发历程记录.docx
@@ -4466,6 +4466,155 @@
       </w:pPr>
       <w:r>
         <w:t>验证：两个文件语法通过、HTTP 层 6 标签完整、run_fine/solve_one/run_batch 单元测试通过</w:t>
+      </w:r>
+    </w:p>
+    <w:p>
+      <w:r>
+        <w:t>――――――――――――――――――――</w:t>
+      </w:r>
+    </w:p>
+    <w:p>
+      <w:pPr>
+        <w:pStyle w:val="Heading2"/>
+      </w:pPr>
+      <w:r>
+        <w:t>九、精细化生成长度问题·根因修复（重要）</w:t>
+      </w:r>
+    </w:p>
+    <w:p>
+      <w:pPr>
+        <w:pStyle w:val="Heading3"/>
+      </w:pPr>
+      <w:r>
+        <w:t>现象</w:t>
+      </w:r>
+    </w:p>
+    <w:p>
+      <w:pPr>
+        <w:pStyle w:val="ListBullet"/>
+      </w:pPr>
+      <w:r>
+        <w:t>物理/化学生成的字数远低于目标（物理约1800-2900字，数学6724字），12板块都有但内容偏少</w:t>
+      </w:r>
+    </w:p>
+    <w:p>
+      <w:pPr>
+        <w:pStyle w:val="Heading3"/>
+      </w:pPr>
+      <w:r>
+        <w:t>排查过程（多次迭代）</w:t>
+      </w:r>
+    </w:p>
+    <w:p>
+      <w:pPr>
+        <w:pStyle w:val="ListNumber"/>
+      </w:pPr>
+      <w:r>
+        <w:t>1. 先提高续写字数阈值（每批1400字+自动重试）→ 效果不明显</w:t>
+      </w:r>
+    </w:p>
+    <w:p>
+      <w:pPr>
+        <w:pStyle w:val="ListNumber"/>
+      </w:pPr>
+      <w:r>
+        <w:t>2. 发现批次原始输出合计6000+字，但去重后只剩1472-2092字 → 内容在拼接时大量丢失</w:t>
+      </w:r>
+    </w:p>
+    <w:p>
+      <w:pPr>
+        <w:pStyle w:val="ListNumber"/>
+      </w:pPr>
+      <w:r>
+        <w:t>3. 深挖发现根因：</w:t>
+      </w:r>
+    </w:p>
+    <w:p>
+      <w:pPr>
+        <w:pStyle w:val="ListBullet"/>
+      </w:pPr>
+      <w:r>
+        <w:t>模型第1批就不遵守"只输出1-4"的指令，一次输出全部12板块（但简略）</w:t>
+      </w:r>
+    </w:p>
+    <w:p>
+      <w:pPr>
+        <w:pStyle w:val="ListBullet"/>
+      </w:pPr>
+      <w:r>
+        <w:t>第2、3批的详细内容因编号重复被去重丢弃</w:t>
+      </w:r>
+    </w:p>
+    <w:p>
+      <w:pPr>
+        <w:pStyle w:val="ListBullet"/>
+      </w:pPr>
+      <w:r>
+        <w:t>且模型正文里有"1. 基本公式：""2. 分量形式："等行首数字，被旧正则误判为板块标题，把内容切碎</w:t>
+      </w:r>
+    </w:p>
+    <w:p>
+      <w:pPr>
+        <w:pStyle w:val="ListNumber"/>
+      </w:pPr>
+      <w:r>
+        <w:t>4. 修复方案（三重）：</w:t>
+      </w:r>
+    </w:p>
+    <w:p>
+      <w:pPr>
+        <w:pStyle w:val="ListBullet"/>
+      </w:pPr>
+      <w:r>
+        <w:t>split_sections 只认带【编号】的板块标题，不再用行首数字回退</w:t>
+      </w:r>
+    </w:p>
+    <w:p>
+      <w:pPr>
+        <w:pStyle w:val="ListBullet"/>
+      </w:pPr>
+      <w:r>
+        <w:t>合并时每批只保留本批应有的编号范围（第1批只取1-4，第2批只取5-8，第3批只取9-12）</w:t>
+      </w:r>
+    </w:p>
+    <w:p>
+      <w:pPr>
+        <w:pStyle w:val="ListBullet"/>
+      </w:pPr>
+      <w:r>
+        <w:t>同编号取内容更长的版本（防模型跨批重复）</w:t>
+      </w:r>
+    </w:p>
+    <w:p>
+      <w:pPr>
+        <w:pStyle w:val="Heading3"/>
+      </w:pPr>
+      <w:r>
+        <w:t>修复效果</w:t>
+      </w:r>
+    </w:p>
+    <w:p>
+      <w:pPr>
+        <w:pStyle w:val="ListBullet"/>
+      </w:pPr>
+      <w:r>
+        <w:t>物理「牛顿第二定律」：1472字 → 4345字（md），Word 4527字、164段落、12板块完整</w:t>
+      </w:r>
+    </w:p>
+    <w:p>
+      <w:pPr>
+        <w:pStyle w:val="ListBullet"/>
+      </w:pPr>
+      <w:r>
+        <w:t>LaTeX无残留、公式符号正确（F=ma、√、a²等）、跨学科迁移正常</w:t>
+      </w:r>
+    </w:p>
+    <w:p>
+      <w:pPr>
+        <w:pStyle w:val="ListBullet"/>
+      </w:pPr>
+      <w:r>
+        <w:t>日志中每批原始字数与实际合并结果现在一致</w:t>
       </w:r>
     </w:p>
     <w:sectPr>

--- a/开发历程记录.docx
+++ b/开发历程记录.docx
@@ -4615,6 +4615,99 @@
       </w:pPr>
       <w:r>
         <w:t>日志中每批原始字数与实际合并结果现在一致</w:t>
+      </w:r>
+    </w:p>
+    <w:p>
+      <w:r>
+        <w:t>――――――――――――――――――――</w:t>
+      </w:r>
+    </w:p>
+    <w:p>
+      <w:pPr>
+        <w:pStyle w:val="Heading2"/>
+      </w:pPr>
+      <w:r>
+        <w:t>十、启动脚本增强：根治"网页版打不开/开两个网页"问题</w:t>
+      </w:r>
+    </w:p>
+    <w:p>
+      <w:pPr>
+        <w:pStyle w:val="Heading3"/>
+      </w:pPr>
+      <w:r>
+        <w:t>问题</w:t>
+      </w:r>
+    </w:p>
+    <w:p>
+      <w:pPr>
+        <w:pStyle w:val="ListBullet"/>
+      </w:pPr>
+      <w:r>
+        <w:t>反复出现网页版打不开、启动慢、同时开两个网页</w:t>
+      </w:r>
+    </w:p>
+    <w:p>
+      <w:pPr>
+        <w:pStyle w:val="ListBullet"/>
+      </w:pPr>
+      <w:r>
+        <w:t>根因：多次启动导致多个 math_agent_web.py 进程堆积，端口 7860 竞争、服务卡死</w:t>
+      </w:r>
+    </w:p>
+    <w:p>
+      <w:pPr>
+        <w:pStyle w:val="ListBullet"/>
+      </w:pPr>
+      <w:r>
+        <w:t>原 launcher.py 只清理"占用端口"的进程，未清理"未监听/卡死/重复"的残留进程</w:t>
+      </w:r>
+    </w:p>
+    <w:p>
+      <w:pPr>
+        <w:pStyle w:val="Heading3"/>
+      </w:pPr>
+      <w:r>
+        <w:t>修复</w:t>
+      </w:r>
+    </w:p>
+    <w:p>
+      <w:pPr>
+        <w:pStyle w:val="ListBullet"/>
+      </w:pPr>
+      <w:r>
+        <w:t>launcher.py 新增 kill_stale_web_processes()：启动前扫描并清理所有残留的 math_agent_web.py 进程（不误杀 launcher 自身）</w:t>
+      </w:r>
+    </w:p>
+    <w:p>
+      <w:pPr>
+        <w:pStyle w:val="ListBullet"/>
+      </w:pPr>
+      <w:r>
+        <w:t>启动顺序：先清残留 → 检查已运行 → 清端口 → 启动 → 轮询就绪 → 打开浏览器</w:t>
+      </w:r>
+    </w:p>
+    <w:p>
+      <w:pPr>
+        <w:pStyle w:val="ListBullet"/>
+      </w:pPr>
+      <w:r>
+        <w:t>实测：模拟残留堆积场景后，增强版 launcher 一键清理并正常启动，仅保留1个服务实例</w:t>
+      </w:r>
+    </w:p>
+    <w:p>
+      <w:pPr>
+        <w:pStyle w:val="Heading3"/>
+      </w:pPr>
+      <w:r>
+        <w:t>验证</w:t>
+      </w:r>
+    </w:p>
+    <w:p>
+      <w:pPr>
+        <w:pStyle w:val="ListBullet"/>
+      </w:pPr>
+      <w:r>
+        <w:t>HTTP 200 正常、6标签完整、端口由单一进程监听</w:t>
       </w:r>
     </w:p>
     <w:sectPr>

--- a/开发历程记录.docx
+++ b/开发历程记录.docx
@@ -4708,6 +4708,168 @@
       </w:pPr>
       <w:r>
         <w:t>HTTP 200 正常、6标签完整、端口由单一进程监听</w:t>
+      </w:r>
+    </w:p>
+    <w:p>
+      <w:r>
+        <w:t>――――――――――――――――――――</w:t>
+      </w:r>
+    </w:p>
+    <w:p>
+      <w:pPr>
+        <w:pStyle w:val="Heading2"/>
+      </w:pPr>
+      <w:r>
+        <w:t>十一、功能⑥「精细化生成」模板失效修复</w:t>
+      </w:r>
+    </w:p>
+    <w:p>
+      <w:pPr>
+        <w:pStyle w:val="Heading3"/>
+      </w:pPr>
+      <w:r>
+        <w:t>问题现象</w:t>
+      </w:r>
+    </w:p>
+    <w:p>
+      <w:pPr>
+        <w:pStyle w:val="ListBullet"/>
+      </w:pPr>
+      <w:r>
+        <w:t>用户上传的《数学_5. 基本不等式_精细化精讲 (1).docx》完全没按模板12板块生成：板块缺失（缺1-4）、顺序混乱、数学符号乱码（LaTeX残留如 a^2、(a+b)/2）、题目质量差</w:t>
+      </w:r>
+    </w:p>
+    <w:p>
+      <w:pPr>
+        <w:pStyle w:val="Heading3"/>
+      </w:pPr>
+      <w:r>
+        <w:t>根因（双问题）</w:t>
+      </w:r>
+    </w:p>
+    <w:p>
+      <w:pPr>
+        <w:pStyle w:val="ListNumber"/>
+      </w:pPr>
+      <w:r>
+        <w:t xml:space="preserve">1. </w:t>
+      </w:r>
+      <w:r>
+        <w:rPr>
+          <w:b/>
+        </w:rPr>
+        <w:t>模型选错</w:t>
+      </w:r>
+      <w:r>
+        <w:t>：网页版功能⑥默认模型是 auto → 本地快速模型 qwen2.5:7b，能力不足，无法遵守"严格按12板块长指令生成"的要求，导致板块残缺、符号乱、题目烂</w:t>
+      </w:r>
+    </w:p>
+    <w:p>
+      <w:pPr>
+        <w:pStyle w:val="ListNumber"/>
+      </w:pPr>
+      <w:r>
+        <w:t xml:space="preserve">2. </w:t>
+      </w:r>
+      <w:r>
+        <w:rPr>
+          <w:b/>
+        </w:rPr>
+        <w:t>合并逻辑依赖模型编号</w:t>
+      </w:r>
+      <w:r>
+        <w:t>：旧合并逻辑靠模型输出的板块编号切分，模型编号一旦错乱，板块就丢失或错位</w:t>
+      </w:r>
+    </w:p>
+    <w:p>
+      <w:pPr>
+        <w:pStyle w:val="Heading3"/>
+      </w:pPr>
+      <w:r>
+        <w:t>修复</w:t>
+      </w:r>
+    </w:p>
+    <w:p>
+      <w:pPr>
+        <w:pStyle w:val="ListNumber"/>
+      </w:pPr>
+      <w:r>
+        <w:t xml:space="preserve">1. </w:t>
+      </w:r>
+      <w:r>
+        <w:rPr>
+          <w:b/>
+        </w:rPr>
+        <w:t>`_fine_llm` 强制云端</w:t>
+      </w:r>
+      <w:r>
+        <w:t>：auto/math 都统一走 SiliconFlow DeepSeek-V3（云端数学模型），不再落回本地小模型；reasoning 仍走推理模型</w:t>
+      </w:r>
+    </w:p>
+    <w:p>
+      <w:pPr>
+        <w:pStyle w:val="ListNumber"/>
+      </w:pPr>
+      <w:r>
+        <w:t xml:space="preserve">2. </w:t>
+      </w:r>
+      <w:r>
+        <w:rPr>
+          <w:b/>
+        </w:rPr>
+        <w:t>网页版下拉默认值改 math</w:t>
+      </w:r>
+      <w:r>
+        <w:t>：功能⑥模型下拉默认值从 auto 改为 math，选项文字更新（推荐云端数学）</w:t>
+      </w:r>
+    </w:p>
+    <w:p>
+      <w:pPr>
+        <w:pStyle w:val="ListNumber"/>
+      </w:pPr>
+      <w:r>
+        <w:t xml:space="preserve">3. </w:t>
+      </w:r>
+      <w:r>
+        <w:rPr>
+          <w:b/>
+        </w:rPr>
+        <w:t>合并逻辑重构为"模板锚点方案"</w:t>
+      </w:r>
+      <w:r>
+        <w:t>：以 FINE_TEMPLATE_SECTIONS 的12个标准板块标题为锚点，全文扫描每批输出，按标题关键词把内容归入对应板块，不再依赖模型的编号（模型常标错号也能纠正）</w:t>
+      </w:r>
+    </w:p>
+    <w:p>
+      <w:pPr>
+        <w:pStyle w:val="Heading3"/>
+      </w:pPr>
+      <w:r>
+        <w:t>验证</w:t>
+      </w:r>
+    </w:p>
+    <w:p>
+      <w:pPr>
+        <w:pStyle w:val="ListBullet"/>
+      </w:pPr>
+      <w:r>
+        <w:t>用 auto 模型（现在走云端）重新生成《基本不等式》：12板块齐全（1核心概念→12真题映射）、LaTeX无残留、5245字</w:t>
+      </w:r>
+    </w:p>
+    <w:p>
+      <w:pPr>
+        <w:pStyle w:val="ListBullet"/>
+      </w:pPr>
+      <w:r>
+        <w:t>生成质量对比坏文档：板块完整、符号正常、可读性大幅提升</w:t>
+      </w:r>
+    </w:p>
+    <w:p>
+      <w:pPr>
+        <w:pStyle w:val="ListBullet"/>
+      </w:pPr>
+      <w:r>
+        <w:t>服务已重启（HTTP 200），增强版 launcher 自动清理了2个残留进程</w:t>
       </w:r>
     </w:p>
     <w:sectPr>

--- a/开发历程记录.docx
+++ b/开发历程记录.docx
@@ -4870,6 +4870,203 @@
       </w:pPr>
       <w:r>
         <w:t>服务已重启（HTTP 200），增强版 launcher 自动清理了2个残留进程</w:t>
+      </w:r>
+    </w:p>
+    <w:p>
+      <w:r>
+        <w:t>――――――――――――――――――――</w:t>
+      </w:r>
+    </w:p>
+    <w:p>
+      <w:pPr>
+        <w:pStyle w:val="Heading2"/>
+      </w:pPr>
+      <w:r>
+        <w:t>十二、精细化生成8点质量强化 + 功能5改造为MD↔Word双向转换</w:t>
+      </w:r>
+    </w:p>
+    <w:p>
+      <w:pPr>
+        <w:pStyle w:val="Heading3"/>
+      </w:pPr>
+      <w:r>
+        <w:t>背景</w:t>
+      </w:r>
+    </w:p>
+    <w:p>
+      <w:pPr>
+        <w:pStyle w:val="ListBullet"/>
+      </w:pPr>
+      <w:r>
+        <w:t>用户对《数列综合》生成结果提出8点改进：必背公式内容太少、基本性质不全、题型划分不清、题型识别不明朗、易错点要结合题目、秒杀结论不可靠、真题答案出现"略"、重难点不典型</w:t>
+      </w:r>
+    </w:p>
+    <w:p>
+      <w:pPr>
+        <w:pStyle w:val="Heading3"/>
+      </w:pPr>
+      <w:r>
+        <w:t>8点修复（重写 FINE_TEMPLATE_SECTIONS + FINE_PROMPT_TEMPLATE + FINE_CONTINUE_RULES）</w:t>
+      </w:r>
+    </w:p>
+    <w:p>
+      <w:pPr>
+        <w:pStyle w:val="ListNumber"/>
+      </w:pPr>
+      <w:r>
+        <w:t>1. 必背公式：按类全量罗列≥8条，每条含名称/公式/适用条件；秒杀结论只保留严谨可证并标适用条件</w:t>
+      </w:r>
+    </w:p>
+    <w:p>
+      <w:pPr>
+        <w:pStyle w:val="ListNumber"/>
+      </w:pPr>
+      <w:r>
+        <w:t>2. 基本性质：按等差/等比/通用分类≥6条，每条含表述+证明思路</w:t>
+      </w:r>
+    </w:p>
+    <w:p>
+      <w:pPr>
+        <w:pStyle w:val="ListNumber"/>
+      </w:pPr>
+      <w:r>
+        <w:t>3. 题型划分：题型板块内部统一"总（方法总览）→分（各方法要点+按难度例题）"路线</w:t>
+      </w:r>
+    </w:p>
+    <w:p>
+      <w:pPr>
+        <w:pStyle w:val="ListNumber"/>
+      </w:pPr>
+      <w:r>
+        <w:t>4. 题型识别：统一"看到【特征】→【方法】"格式，按递推/求和/证明/综合分类≥10条</w:t>
+      </w:r>
+    </w:p>
+    <w:p>
+      <w:pPr>
+        <w:pStyle w:val="ListNumber"/>
+      </w:pPr>
+      <w:r>
+        <w:t>5. 易错点：每条用【易错点】【典型错误】【正确做法】三段式结合具体题目</w:t>
+      </w:r>
+    </w:p>
+    <w:p>
+      <w:pPr>
+        <w:pStyle w:val="ListNumber"/>
+      </w:pPr>
+      <w:r>
+        <w:t>6. 秒杀结论：只写严谨可证结论，给不出宁可不写</w:t>
+      </w:r>
+    </w:p>
+    <w:p>
+      <w:pPr>
+        <w:pStyle w:val="ListNumber"/>
+      </w:pPr>
+      <w:r>
+        <w:t>7. 真题答案：硬性红线禁止"证明略/易证/显然"</w:t>
+      </w:r>
+    </w:p>
+    <w:p>
+      <w:pPr>
+        <w:pStyle w:val="ListNumber"/>
+      </w:pPr>
+      <w:r>
+        <w:t>8. 重难点：聚焦2~3个核心方法（适用类型→标准步骤→完整例题→卡点提醒）</w:t>
+      </w:r>
+    </w:p>
+    <w:p>
+      <w:pPr>
+        <w:pStyle w:val="Heading3"/>
+      </w:pPr>
+      <w:r>
+        <w:t>合并逻辑加固（配套）</w:t>
+      </w:r>
+    </w:p>
+    <w:p>
+      <w:pPr>
+        <w:pStyle w:val="ListBullet"/>
+      </w:pPr>
+      <w:r>
+        <w:t>按批次归档：每板块只从"所属批次"取内容，跨批误带暂存补漏，解决模型跨批重复输出</w:t>
+      </w:r>
+    </w:p>
+    <w:p>
+      <w:pPr>
+        <w:pStyle w:val="ListBullet"/>
+      </w:pPr>
+      <w:r>
+        <w:t>过滤混入正文的重复板块标题行</w:t>
+      </w:r>
+    </w:p>
+    <w:p>
+      <w:pPr>
+        <w:pStyle w:val="ListBullet"/>
+      </w:pPr>
+      <w:r>
+        <w:t>_match_section 增加等级字母回退（A级→4/B级→5/C级→6/D级→7），兼容模型措辞变化</w:t>
+      </w:r>
+    </w:p>
+    <w:p>
+      <w:pPr>
+        <w:pStyle w:val="Heading3"/>
+      </w:pPr>
+      <w:r>
+        <w:t>功能5改造：文件转MD → 文件格式转换（MD↔Word 双向）</w:t>
+      </w:r>
+    </w:p>
+    <w:p>
+      <w:pPr>
+        <w:pStyle w:val="ListBullet"/>
+      </w:pPr>
+      <w:r>
+        <w:t>保留 docx/pdf/txt → MD</w:t>
+      </w:r>
+    </w:p>
+    <w:p>
+      <w:pPr>
+        <w:pStyle w:val="ListBullet"/>
+      </w:pPr>
+      <w:r>
+        <w:t>新增 Markdown → Word（convert_md_to_docx，支持标题层级/列表/表格/粗体/代码块）</w:t>
+      </w:r>
+    </w:p>
+    <w:p>
+      <w:pPr>
+        <w:pStyle w:val="ListBullet"/>
+      </w:pPr>
+      <w:r>
+        <w:t>Tab 位置移到最后一个：⑤精细化内容生成、⑥文件格式转换</w:t>
+      </w:r>
+    </w:p>
+    <w:p>
+      <w:pPr>
+        <w:pStyle w:val="Heading3"/>
+      </w:pPr>
+      <w:r>
+        <w:t>验证</w:t>
+      </w:r>
+    </w:p>
+    <w:p>
+      <w:pPr>
+        <w:pStyle w:val="ListBullet"/>
+      </w:pPr>
+      <w:r>
+        <w:t>用 math 模型实测《数列综合》：5443字、12板块标题各1次、LaTeX无残留、无"略"类表述</w:t>
+      </w:r>
+    </w:p>
+    <w:p>
+      <w:pPr>
+        <w:pStyle w:val="ListBullet"/>
+      </w:pPr>
+      <w:r>
+        <w:t>8点全部落实，板块结构清晰（总-分-难度）</w:t>
+      </w:r>
+    </w:p>
+    <w:p>
+      <w:pPr>
+        <w:pStyle w:val="ListBullet"/>
+      </w:pPr>
+      <w:r>
+        <w:t>网页服务已重启（HTTP 200）</w:t>
       </w:r>
     </w:p>
     <w:sectPr>

--- a/开发历程记录.docx
+++ b/开发历程记录.docx
@@ -5059,6 +5059,203 @@
       </w:pPr>
       <w:r>
         <w:t>8点全部落实，板块结构清晰（总-分-难度）</w:t>
+      </w:r>
+    </w:p>
+    <w:p>
+      <w:pPr>
+        <w:pStyle w:val="ListBullet"/>
+      </w:pPr>
+      <w:r>
+        <w:t>网页服务已重启（HTTP 200）</w:t>
+      </w:r>
+    </w:p>
+    <w:p>
+      <w:r>
+        <w:t>――――――――――――――――――――</w:t>
+      </w:r>
+    </w:p>
+    <w:p>
+      <w:pPr>
+        <w:pStyle w:val="Heading2"/>
+      </w:pPr>
+      <w:r>
+        <w:t>十三、精细化生成内容扎实度强化（方法完整性兜底补全）</w:t>
+      </w:r>
+    </w:p>
+    <w:p>
+      <w:pPr>
+        <w:pStyle w:val="Heading3"/>
+      </w:pPr>
+      <w:r>
+        <w:t>背景</w:t>
+      </w:r>
+    </w:p>
+    <w:p>
+      <w:pPr>
+        <w:pStyle w:val="ListBullet"/>
+      </w:pPr>
+      <w:r>
+        <w:t>用户反馈：整体内容不够扎实、干货不足，累加法/累乘法等基本方法缺失，常见知识太少</w:t>
+      </w:r>
+    </w:p>
+    <w:p>
+      <w:pPr>
+        <w:pStyle w:val="ListBullet"/>
+      </w:pPr>
+      <w:r>
+        <w:t>排查：文档中"累乘0次、并项0次、换元0次、差分0次、倒序相加0次"——核心基础方法确实缺失</w:t>
+      </w:r>
+    </w:p>
+    <w:p>
+      <w:pPr>
+        <w:pStyle w:val="Heading3"/>
+      </w:pPr>
+      <w:r>
+        <w:t>根因</w:t>
+      </w:r>
+    </w:p>
+    <w:p>
+      <w:pPr>
+        <w:pStyle w:val="ListBullet"/>
+      </w:pPr>
+      <w:r>
+        <w:t>提示词只要求"必背公式≥8条"，未强制"覆盖本专题全部核心方法"，模型为控篇幅漏方法</w:t>
+      </w:r>
+    </w:p>
+    <w:p>
+      <w:pPr>
+        <w:pStyle w:val="Heading3"/>
+      </w:pPr>
+      <w:r>
+        <w:t>三处修改</w:t>
+      </w:r>
+    </w:p>
+    <w:p>
+      <w:pPr>
+        <w:pStyle w:val="ListNumber"/>
+      </w:pPr>
+      <w:r>
+        <w:t xml:space="preserve">1. </w:t>
+      </w:r>
+      <w:r>
+        <w:rPr>
+          <w:b/>
+        </w:rPr>
+        <w:t>提示词强化（FINE_PROMPT_TEMPLATE + FINE_CONTINUE_RULES）</w:t>
+      </w:r>
+    </w:p>
+    <w:p>
+      <w:pPr>
+        <w:pStyle w:val="ListBullet"/>
+      </w:pPr>
+      <w:r>
+        <w:t>必背公式：≥10条，明确列出求通项/求和全部方法（累加/累乘/构造/取倒数/错位相减/裂项/倒序相加/分组/并项）</w:t>
+      </w:r>
+    </w:p>
+    <w:p>
+      <w:pPr>
+        <w:pStyle w:val="ListBullet"/>
+      </w:pPr>
+      <w:r>
+        <w:t>B级核心题型：必须覆盖本专题全部核心方法，每个方法至少1道例题</w:t>
+      </w:r>
+    </w:p>
+    <w:p>
+      <w:pPr>
+        <w:pStyle w:val="ListBullet"/>
+      </w:pPr>
+      <w:r>
+        <w:t>核心概念：不只列定义，含概念辨析与易混点</w:t>
+      </w:r>
+    </w:p>
+    <w:p>
+      <w:pPr>
+        <w:pStyle w:val="ListBullet"/>
+      </w:pPr>
+      <w:r>
+        <w:t>字数目标：8000~12000字（宁多勿少），例题"先讲思路再给步骤"</w:t>
+      </w:r>
+    </w:p>
+    <w:p>
+      <w:pPr>
+        <w:pStyle w:val="ListBullet"/>
+      </w:pPr>
+      <w:r>
+        <w:t>红线词扩展：禁止"证明略/易证/显然/同理/过程略/解答略/步骤略"</w:t>
+      </w:r>
+    </w:p>
+    <w:p>
+      <w:pPr>
+        <w:pStyle w:val="ListNumber"/>
+      </w:pPr>
+      <w:r>
+        <w:t xml:space="preserve">2. </w:t>
+      </w:r>
+      <w:r>
+        <w:rPr>
+          <w:b/>
+        </w:rPr>
+        <w:t>新增 FINE_TOPIC_METHODS 专题必须方法清单</w:t>
+      </w:r>
+      <w:r>
+        <w:t>（数列/不等式/函数/三角/导数/解析几何/立体几何/概率统计等12类）</w:t>
+      </w:r>
+    </w:p>
+    <w:p>
+      <w:pPr>
+        <w:pStyle w:val="ListNumber"/>
+      </w:pPr>
+      <w:r>
+        <w:t xml:space="preserve">3. </w:t>
+      </w:r>
+      <w:r>
+        <w:rPr>
+          <w:b/>
+        </w:rPr>
+        <w:t>方法完整性兜底补全</w:t>
+      </w:r>
+      <w:r>
+        <w:t>：生成完成后按专题清单检查，缺失的方法自动调模型补一段讲解（适用形式+操作要点+例题）插入 B级核心题型板块</w:t>
+      </w:r>
+    </w:p>
+    <w:p>
+      <w:pPr>
+        <w:pStyle w:val="ListBullet"/>
+      </w:pPr>
+      <w:r>
+        <w:t>同时：FINE_TEMPLATE_SECTIONS 标题清理（去括号要求说明，Word 标题干净）；批次最低字数 1400→1800</w:t>
+      </w:r>
+    </w:p>
+    <w:p>
+      <w:pPr>
+        <w:pStyle w:val="Heading3"/>
+      </w:pPr>
+      <w:r>
+        <w:t>验证（数列综合实测）</w:t>
+      </w:r>
+    </w:p>
+    <w:p>
+      <w:pPr>
+        <w:pStyle w:val="ListBullet"/>
+      </w:pPr>
+      <w:r>
+        <w:t>12个必须方法全部覆盖：累加8/累乘4/错位相减6/裂项8/倒序相加1/分组求和3/并项3/构造12/数学归纳3/放缩1/取倒数3/待定系数2</w:t>
+      </w:r>
+    </w:p>
+    <w:p>
+      <w:pPr>
+        <w:pStyle w:val="ListBullet"/>
+      </w:pPr>
+      <w:r>
+        <w:t>板块标题干净且各1次（易错点3次均为正文误报）</w:t>
+      </w:r>
+    </w:p>
+    <w:p>
+      <w:pPr>
+        <w:pStyle w:val="ListBullet"/>
+      </w:pPr>
+      <w:r>
+        <w:t>无"略"类表述（含过程略）、无LaTeX残留、5601字</w:t>
       </w:r>
     </w:p>
     <w:p>

--- a/开发历程记录.docx
+++ b/开发历程记录.docx
@@ -5256,6 +5256,125 @@
       </w:pPr>
       <w:r>
         <w:t>无"略"类表述（含过程略）、无LaTeX残留、5601字</w:t>
+      </w:r>
+    </w:p>
+    <w:p>
+      <w:pPr>
+        <w:pStyle w:val="ListBullet"/>
+      </w:pPr>
+      <w:r>
+        <w:t>网页服务已重启（HTTP 200）</w:t>
+      </w:r>
+    </w:p>
+    <w:p>
+      <w:r>
+        <w:t>――――――――――――――――――――</w:t>
+      </w:r>
+    </w:p>
+    <w:p>
+      <w:pPr>
+        <w:pStyle w:val="Heading2"/>
+      </w:pPr>
+      <w:r>
+        <w:t>十四、根治模型"篇幅限制暂未展开"占位偷懒</w:t>
+      </w:r>
+    </w:p>
+    <w:p>
+      <w:pPr>
+        <w:pStyle w:val="Heading3"/>
+      </w:pPr>
+      <w:r>
+        <w:t>问题</w:t>
+      </w:r>
+    </w:p>
+    <w:p>
+      <w:pPr>
+        <w:pStyle w:val="ListBullet"/>
+      </w:pPr>
+      <w:r>
+        <w:t>用户截图反馈：《数列综合》中出现"（后续B/C/D级题型因篇幅限制暂未展开，实际教学中需继续补充累加法、裂项相消等核心方法的完整例题与解析）"</w:t>
+      </w:r>
+    </w:p>
+    <w:p>
+      <w:pPr>
+        <w:pStyle w:val="ListBullet"/>
+      </w:pPr>
+      <w:r>
+        <w:t>定位：该占位文字出现在文档第62段（B/C/D级题型区域），模型偷懒用占位句代替真实内容</w:t>
+      </w:r>
+    </w:p>
+    <w:p>
+      <w:pPr>
+        <w:pStyle w:val="Heading3"/>
+      </w:pPr>
+      <w:r>
+        <w:t>修复</w:t>
+      </w:r>
+    </w:p>
+    <w:p>
+      <w:pPr>
+        <w:pStyle w:val="ListNumber"/>
+      </w:pPr>
+      <w:r>
+        <w:t xml:space="preserve">1. </w:t>
+      </w:r>
+      <w:r>
+        <w:rPr>
+          <w:b/>
+        </w:rPr>
+        <w:t>提示词红线扩展</w:t>
+      </w:r>
+      <w:r>
+        <w:t>（FINE_PROMPT_TEMPLATE + FINE_CONTINUE_RULES）：禁止"因篇幅限制/暂未展开/此处省略/待补充/后续补充/以下省略/内容略/篇幅有限/不再赘述"等占位性表述；明确"写不完也要写出来，宁可写长不可省略"</w:t>
+      </w:r>
+    </w:p>
+    <w:p>
+      <w:pPr>
+        <w:pStyle w:val="ListNumber"/>
+      </w:pPr>
+      <w:r>
+        <w:t xml:space="preserve">2. </w:t>
+      </w:r>
+      <w:r>
+        <w:rPr>
+          <w:b/>
+        </w:rPr>
+        <w:t>生成后占位表述扫描校验</w:t>
+      </w:r>
+      <w:r>
+        <w:t>：generate_fine_content 生成完成后自动扫描全文，发现占位词立即在日志输出 ⚠️ 警告，提示重新生成或人工补写</w:t>
+      </w:r>
+    </w:p>
+    <w:p>
+      <w:pPr>
+        <w:pStyle w:val="Heading3"/>
+      </w:pPr>
+      <w:r>
+        <w:t>验证（数列综合重测）</w:t>
+      </w:r>
+    </w:p>
+    <w:p>
+      <w:pPr>
+        <w:pStyle w:val="ListBullet"/>
+      </w:pPr>
+      <w:r>
+        <w:t>占位/省略表述扫描：无</w:t>
+      </w:r>
+    </w:p>
+    <w:p>
+      <w:pPr>
+        <w:pStyle w:val="ListBullet"/>
+      </w:pPr>
+      <w:r>
+        <w:t>12个必须方法全部覆盖：累加8/累乘3/错位相减6/裂项12/倒序相加3/分组求和1/并项1/构造9/数学归纳2/放缩1/取倒数3/待定系数1</w:t>
+      </w:r>
+    </w:p>
+    <w:p>
+      <w:pPr>
+        <w:pStyle w:val="ListBullet"/>
+      </w:pPr>
+      <w:r>
+        <w:t>B级板块28行真实内容（累加法完整例题：题面+解析+步骤），C级17行、D级正常</w:t>
       </w:r>
     </w:p>
     <w:p>
